--- a/plans/7th Grade Technology/7th Grade Monthly Planning/1st Trimester/7° Technology - March.docx
+++ b/plans/7th Grade Technology/7th Grade Monthly Planning/1st Trimester/7° Technology - March.docx
@@ -11,65 +11,17 @@
           <w:szCs w:val="24"/>
           <w:lang w:val="es-PA"/>
         </w:rPr>
+        <w:spacing w:line="360" w:lineRule="auto" w:before="0" w:after="0"/>
       </w:pPr>
       <w:r>
         <w:rPr>
+          <w:rFonts w:ascii="Arial" w:hAnsi="Arial" w:eastAsia="Arial" w:cs="Arial"/>
           <w:b/>
+          <w:i w:val="0"/>
           <w:sz w:val="24"/>
-          <w:szCs w:val="24"/>
-          <w:lang w:val="es-PA"/>
+          <w:u w:val="none"/>
         </w:rPr>
         <w:t>MINISTERIO DE EDUCACIÓN DE PANAMÁ</w:t>
-      </w:r>
-      <w:r>
-        <w:rPr>
-          <w:noProof/>
-          <w:sz w:val="24"/>
-          <w:szCs w:val="24"/>
-        </w:rPr>
-        <w:drawing>
-          <wp:anchor distT="114300" distB="114300" distL="114300" distR="114300" simplePos="0" relativeHeight="251659264" behindDoc="0" locked="0" layoutInCell="1" hidden="0" allowOverlap="1" wp14:anchorId="55040CBA" wp14:editId="4BC7CD8F">
-            <wp:simplePos x="0" y="0"/>
-            <wp:positionH relativeFrom="column">
-              <wp:posOffset>-33020</wp:posOffset>
-            </wp:positionH>
-            <wp:positionV relativeFrom="paragraph">
-              <wp:posOffset>10795</wp:posOffset>
-            </wp:positionV>
-            <wp:extent cx="624840" cy="693420"/>
-            <wp:effectExtent l="0" t="0" r="3810" b="0"/>
-            <wp:wrapNone/>
-            <wp:docPr id="6" name="image1.png" descr="A logo for a science academy&#10;&#10;AI-generated content may be incorrect."/>
-            <wp:cNvGraphicFramePr/>
-            <a:graphic xmlns:a="http://schemas.openxmlformats.org/drawingml/2006/main">
-              <a:graphicData uri="http://schemas.openxmlformats.org/drawingml/2006/picture">
-                <pic:pic xmlns:pic="http://schemas.openxmlformats.org/drawingml/2006/picture">
-                  <pic:nvPicPr>
-                    <pic:cNvPr id="6" name="image1.png" descr="A logo for a science academy&#10;&#10;AI-generated content may be incorrect."/>
-                    <pic:cNvPicPr preferRelativeResize="0"/>
-                  </pic:nvPicPr>
-                  <pic:blipFill>
-                    <a:blip r:embed="rId6"/>
-                    <a:srcRect/>
-                    <a:stretch>
-                      <a:fillRect/>
-                    </a:stretch>
-                  </pic:blipFill>
-                  <pic:spPr>
-                    <a:xfrm>
-                      <a:off x="0" y="0"/>
-                      <a:ext cx="624840" cy="693420"/>
-                    </a:xfrm>
-                    <a:prstGeom prst="rect">
-                      <a:avLst/>
-                    </a:prstGeom>
-                    <a:ln/>
-                  </pic:spPr>
-                </pic:pic>
-              </a:graphicData>
-            </a:graphic>
-          </wp:anchor>
-        </w:drawing>
       </w:r>
     </w:p>
     <w:p>
@@ -80,12 +32,15 @@
           <w:sz w:val="24"/>
           <w:szCs w:val="24"/>
         </w:rPr>
+        <w:spacing w:line="360" w:lineRule="auto" w:before="0" w:after="0"/>
       </w:pPr>
       <w:r>
         <w:rPr>
+          <w:rFonts w:ascii="Arial" w:hAnsi="Arial" w:eastAsia="Arial" w:cs="Arial"/>
           <w:b/>
+          <w:i w:val="0"/>
           <w:sz w:val="24"/>
-          <w:szCs w:val="24"/>
+          <w:u w:val="none"/>
         </w:rPr>
         <w:t>ACADEMIA INTERNACIONAL DAVID</w:t>
       </w:r>
@@ -98,14 +53,17 @@
           <w:sz w:val="24"/>
           <w:szCs w:val="24"/>
         </w:rPr>
+        <w:spacing w:line="360" w:lineRule="auto" w:before="0" w:after="0"/>
       </w:pPr>
       <w:r>
         <w:rPr>
+          <w:rFonts w:ascii="Arial" w:hAnsi="Arial" w:eastAsia="Arial" w:cs="Arial"/>
           <w:b/>
+          <w:i w:val="0"/>
           <w:sz w:val="24"/>
-          <w:szCs w:val="24"/>
+          <w:u w:val="none"/>
         </w:rPr>
-        <w:t xml:space="preserve">WEEKLY/MONTHLY PLAN </w:t>
+        <w:t>WEEKLY/MONTHLY PLAN</w:t>
       </w:r>
     </w:p>
     <w:p>
@@ -116,8 +74,16 @@
           <w:sz w:val="24"/>
           <w:szCs w:val="24"/>
         </w:rPr>
+        <w:spacing w:line="360" w:lineRule="auto" w:before="0" w:after="0"/>
       </w:pPr>
       <w:r>
+        <w:rPr>
+          <w:rFonts w:ascii="Arial" w:hAnsi="Arial" w:eastAsia="Arial" w:cs="Arial"/>
+          <w:b/>
+          <w:i w:val="0"/>
+          <w:sz w:val="24"/>
+          <w:u w:val="none"/>
+        </w:rPr>
         <w:t>MONTH: MARCH</w:t>
       </w:r>
     </w:p>
@@ -129,8 +95,16 @@
           <w:sz w:val="24"/>
           <w:szCs w:val="24"/>
         </w:rPr>
+        <w:spacing w:line="360" w:lineRule="auto" w:before="0" w:after="0"/>
       </w:pPr>
       <w:r>
+        <w:rPr>
+          <w:rFonts w:ascii="Arial" w:hAnsi="Arial" w:eastAsia="Arial" w:cs="Arial"/>
+          <w:b/>
+          <w:i w:val="0"/>
+          <w:sz w:val="24"/>
+          <w:u w:val="none"/>
+        </w:rPr>
         <w:t>WEEKS: 4</w:t>
       </w:r>
     </w:p>
@@ -155,8 +129,29 @@
             <w:tcW w:w="2564" w:type="dxa"/>
           </w:tcPr>
           <w:p>
-            <w:r>
-              <w:t>Subject: Technology</w:t>
+            <w:pPr>
+              <w:spacing w:line="360" w:lineRule="auto" w:before="0" w:after="0"/>
+            </w:pPr>
+            <w:r/>
+            <w:r>
+              <w:rPr>
+                <w:rFonts w:ascii="Arial" w:hAnsi="Arial" w:eastAsia="Arial" w:cs="Arial"/>
+                <w:b/>
+                <w:i w:val="0"/>
+                <w:sz w:val="24"/>
+                <w:u w:val="none"/>
+              </w:rPr>
+              <w:t>Subject:</w:t>
+            </w:r>
+            <w:r>
+              <w:rPr>
+                <w:rFonts w:ascii="Arial" w:hAnsi="Arial" w:eastAsia="Arial" w:cs="Arial"/>
+                <w:b w:val="0"/>
+                <w:i w:val="0"/>
+                <w:sz w:val="24"/>
+                <w:u w:val="none"/>
+              </w:rPr>
+              <w:t xml:space="preserve"> Technology</w:t>
             </w:r>
           </w:p>
         </w:tc>
@@ -165,8 +160,29 @@
             <w:tcW w:w="2921" w:type="dxa"/>
           </w:tcPr>
           <w:p>
-            <w:r>
-              <w:t>Teacher: Porfirio Rios</w:t>
+            <w:pPr>
+              <w:spacing w:line="360" w:lineRule="auto" w:before="0" w:after="0"/>
+            </w:pPr>
+            <w:r/>
+            <w:r>
+              <w:rPr>
+                <w:rFonts w:ascii="Arial" w:hAnsi="Arial" w:eastAsia="Arial" w:cs="Arial"/>
+                <w:b/>
+                <w:i w:val="0"/>
+                <w:sz w:val="24"/>
+                <w:u w:val="none"/>
+              </w:rPr>
+              <w:t>Teacher:</w:t>
+            </w:r>
+            <w:r>
+              <w:rPr>
+                <w:rFonts w:ascii="Arial" w:hAnsi="Arial" w:eastAsia="Arial" w:cs="Arial"/>
+                <w:b w:val="0"/>
+                <w:i w:val="0"/>
+                <w:sz w:val="24"/>
+                <w:u w:val="none"/>
+              </w:rPr>
+              <w:t xml:space="preserve"> Porfirio Rios</w:t>
             </w:r>
           </w:p>
         </w:tc>
@@ -175,8 +191,29 @@
             <w:tcW w:w="2207" w:type="dxa"/>
           </w:tcPr>
           <w:p>
-            <w:r>
-              <w:t>Grade: 7th</w:t>
+            <w:pPr>
+              <w:spacing w:line="360" w:lineRule="auto" w:before="0" w:after="0"/>
+            </w:pPr>
+            <w:r/>
+            <w:r>
+              <w:rPr>
+                <w:rFonts w:ascii="Arial" w:hAnsi="Arial" w:eastAsia="Arial" w:cs="Arial"/>
+                <w:b/>
+                <w:i w:val="0"/>
+                <w:sz w:val="24"/>
+                <w:u w:val="none"/>
+              </w:rPr>
+              <w:t>Grade:</w:t>
+            </w:r>
+            <w:r>
+              <w:rPr>
+                <w:rFonts w:ascii="Arial" w:hAnsi="Arial" w:eastAsia="Arial" w:cs="Arial"/>
+                <w:b w:val="0"/>
+                <w:i w:val="0"/>
+                <w:sz w:val="24"/>
+                <w:u w:val="none"/>
+              </w:rPr>
+              <w:t xml:space="preserve"> 7th</w:t>
             </w:r>
           </w:p>
         </w:tc>
@@ -185,8 +222,29 @@
             <w:tcW w:w="2564" w:type="dxa"/>
           </w:tcPr>
           <w:p>
-            <w:r>
-              <w:t>Trimester:1st</w:t>
+            <w:pPr>
+              <w:spacing w:line="360" w:lineRule="auto" w:before="0" w:after="0"/>
+            </w:pPr>
+            <w:r/>
+            <w:r>
+              <w:rPr>
+                <w:rFonts w:ascii="Arial" w:hAnsi="Arial" w:eastAsia="Arial" w:cs="Arial"/>
+                <w:b/>
+                <w:i w:val="0"/>
+                <w:sz w:val="24"/>
+                <w:u w:val="none"/>
+              </w:rPr>
+              <w:t>Trimester:</w:t>
+            </w:r>
+            <w:r>
+              <w:rPr>
+                <w:rFonts w:ascii="Arial" w:hAnsi="Arial" w:eastAsia="Arial" w:cs="Arial"/>
+                <w:b w:val="0"/>
+                <w:i w:val="0"/>
+                <w:sz w:val="24"/>
+                <w:u w:val="none"/>
+              </w:rPr>
+              <w:t xml:space="preserve"> 1st</w:t>
             </w:r>
           </w:p>
         </w:tc>
@@ -195,8 +253,29 @@
             <w:tcW w:w="2564" w:type="dxa"/>
           </w:tcPr>
           <w:p>
-            <w:r>
-              <w:t>Year: 2026</w:t>
+            <w:pPr>
+              <w:spacing w:line="360" w:lineRule="auto" w:before="0" w:after="0"/>
+            </w:pPr>
+            <w:r/>
+            <w:r>
+              <w:rPr>
+                <w:rFonts w:ascii="Arial" w:hAnsi="Arial" w:eastAsia="Arial" w:cs="Arial"/>
+                <w:b/>
+                <w:i w:val="0"/>
+                <w:sz w:val="24"/>
+                <w:u w:val="none"/>
+              </w:rPr>
+              <w:t>Year:</w:t>
+            </w:r>
+            <w:r>
+              <w:rPr>
+                <w:rFonts w:ascii="Arial" w:hAnsi="Arial" w:eastAsia="Arial" w:cs="Arial"/>
+                <w:b w:val="0"/>
+                <w:i w:val="0"/>
+                <w:sz w:val="24"/>
+                <w:u w:val="none"/>
+              </w:rPr>
+              <w:t xml:space="preserve"> 2026</w:t>
             </w:r>
           </w:p>
         </w:tc>
@@ -205,8 +284,29 @@
             <w:tcW w:w="2564" w:type="dxa"/>
           </w:tcPr>
           <w:p>
-            <w:r>
-              <w:t>Weekly Hours: 3</w:t>
+            <w:pPr>
+              <w:spacing w:line="360" w:lineRule="auto" w:before="0" w:after="0"/>
+            </w:pPr>
+            <w:r/>
+            <w:r>
+              <w:rPr>
+                <w:rFonts w:ascii="Arial" w:hAnsi="Arial" w:eastAsia="Arial" w:cs="Arial"/>
+                <w:b/>
+                <w:i w:val="0"/>
+                <w:sz w:val="24"/>
+                <w:u w:val="none"/>
+              </w:rPr>
+              <w:t>Weekly Hours:</w:t>
+            </w:r>
+            <w:r>
+              <w:rPr>
+                <w:rFonts w:ascii="Arial" w:hAnsi="Arial" w:eastAsia="Arial" w:cs="Arial"/>
+                <w:b w:val="0"/>
+                <w:i w:val="0"/>
+                <w:sz w:val="24"/>
+                <w:u w:val="none"/>
+              </w:rPr>
+              <w:t xml:space="preserve"> 3</w:t>
             </w:r>
           </w:p>
         </w:tc>
@@ -218,13 +318,62 @@
             <w:gridSpan w:val="6"/>
           </w:tcPr>
           <w:p>
-            <w:r>
+            <w:pPr>
+              <w:spacing w:line="480" w:lineRule="auto" w:before="0" w:after="0"/>
+            </w:pPr>
+            <w:r>
+              <w:rPr>
+                <w:rFonts w:ascii="Arial" w:hAnsi="Arial" w:eastAsia="Arial" w:cs="Arial"/>
+                <w:b/>
+                <w:i w:val="0"/>
+                <w:sz w:val="24"/>
+                <w:u w:val="none"/>
+              </w:rPr>
               <w:t>Competences:</w:t>
-              <w:br/>
+            </w:r>
+          </w:p>
+          <w:p>
+            <w:pPr>
+              <w:spacing w:line="480" w:lineRule="auto" w:before="0" w:after="0"/>
+            </w:pPr>
+            <w:r>
+              <w:rPr>
+                <w:rFonts w:ascii="Arial" w:hAnsi="Arial" w:eastAsia="Arial" w:cs="Arial"/>
+                <w:b w:val="0"/>
+                <w:i w:val="0"/>
+                <w:sz w:val="24"/>
+                <w:u w:val="none"/>
+              </w:rPr>
               <w:t>Identify mBot hardware parts and explain how each part supports robot behavior.</w:t>
-              <w:br/>
+            </w:r>
+          </w:p>
+          <w:p>
+            <w:pPr>
+              <w:spacing w:line="480" w:lineRule="auto" w:before="0" w:after="0"/>
+            </w:pPr>
+            <w:r>
+              <w:rPr>
+                <w:rFonts w:ascii="Arial" w:hAnsi="Arial" w:eastAsia="Arial" w:cs="Arial"/>
+                <w:b w:val="0"/>
+                <w:i w:val="0"/>
+                <w:sz w:val="24"/>
+                <w:u w:val="none"/>
+              </w:rPr>
               <w:t>Use mBlock safely and responsibly to create, test, and upload simple movement programs.</w:t>
-              <w:br/>
+            </w:r>
+          </w:p>
+          <w:p>
+            <w:pPr>
+              <w:spacing w:line="480" w:lineRule="auto" w:before="0" w:after="0"/>
+            </w:pPr>
+            <w:r>
+              <w:rPr>
+                <w:rFonts w:ascii="Arial" w:hAnsi="Arial" w:eastAsia="Arial" w:cs="Arial"/>
+                <w:b w:val="0"/>
+                <w:i w:val="0"/>
+                <w:sz w:val="24"/>
+                <w:u w:val="none"/>
+              </w:rPr>
               <w:t>Connect hardware, software, input, process, and output in a basic robot system.</w:t>
             </w:r>
           </w:p>
@@ -237,13 +386,62 @@
             <w:gridSpan w:val="6"/>
           </w:tcPr>
           <w:p>
-            <w:r>
+            <w:pPr>
+              <w:spacing w:line="480" w:lineRule="auto" w:before="0" w:after="0"/>
+            </w:pPr>
+            <w:r>
+              <w:rPr>
+                <w:rFonts w:ascii="Arial" w:hAnsi="Arial" w:eastAsia="Arial" w:cs="Arial"/>
+                <w:b/>
+                <w:i w:val="0"/>
+                <w:sz w:val="24"/>
+                <w:u w:val="none"/>
+              </w:rPr>
               <w:t>Learning Objectives:</w:t>
-              <w:br/>
+            </w:r>
+          </w:p>
+          <w:p>
+            <w:pPr>
+              <w:spacing w:line="480" w:lineRule="auto" w:before="0" w:after="0"/>
+            </w:pPr>
+            <w:r>
+              <w:rPr>
+                <w:rFonts w:ascii="Arial" w:hAnsi="Arial" w:eastAsia="Arial" w:cs="Arial"/>
+                <w:b w:val="0"/>
+                <w:i w:val="0"/>
+                <w:sz w:val="24"/>
+                <w:u w:val="none"/>
+              </w:rPr>
               <w:t>Label internal and external mBot components and match key parts with their functions.</w:t>
-              <w:br/>
+            </w:r>
+          </w:p>
+          <w:p>
+            <w:pPr>
+              <w:spacing w:line="480" w:lineRule="auto" w:before="0" w:after="0"/>
+            </w:pPr>
+            <w:r>
+              <w:rPr>
+                <w:rFonts w:ascii="Arial" w:hAnsi="Arial" w:eastAsia="Arial" w:cs="Arial"/>
+                <w:b w:val="0"/>
+                <w:i w:val="0"/>
+                <w:sz w:val="24"/>
+                <w:u w:val="none"/>
+              </w:rPr>
               <w:t>Navigate the mBlock workspace and identify sprites, blocks, scripts, and device connection tools.</w:t>
-              <w:br/>
+            </w:r>
+          </w:p>
+          <w:p>
+            <w:pPr>
+              <w:spacing w:line="480" w:lineRule="auto" w:before="0" w:after="0"/>
+            </w:pPr>
+            <w:r>
+              <w:rPr>
+                <w:rFonts w:ascii="Arial" w:hAnsi="Arial" w:eastAsia="Arial" w:cs="Arial"/>
+                <w:b w:val="0"/>
+                <w:i w:val="0"/>
+                <w:sz w:val="24"/>
+                <w:u w:val="none"/>
+              </w:rPr>
               <w:t>Program basic movement commands, test robot actions, and adjust speed or time values.</w:t>
             </w:r>
           </w:p>
@@ -256,13 +454,62 @@
             <w:gridSpan w:val="6"/>
           </w:tcPr>
           <w:p>
-            <w:r>
+            <w:pPr>
+              <w:spacing w:line="480" w:lineRule="auto" w:before="0" w:after="0"/>
+            </w:pPr>
+            <w:r>
+              <w:rPr>
+                <w:rFonts w:ascii="Arial" w:hAnsi="Arial" w:eastAsia="Arial" w:cs="Arial"/>
+                <w:b/>
+                <w:i w:val="0"/>
+                <w:sz w:val="24"/>
+                <w:u w:val="none"/>
+              </w:rPr>
               <w:t>Learning Outcomes:</w:t>
-              <w:br/>
+            </w:r>
+          </w:p>
+          <w:p>
+            <w:pPr>
+              <w:spacing w:line="480" w:lineRule="auto" w:before="0" w:after="0"/>
+            </w:pPr>
+            <w:r>
+              <w:rPr>
+                <w:rFonts w:ascii="Arial" w:hAnsi="Arial" w:eastAsia="Arial" w:cs="Arial"/>
+                <w:b w:val="0"/>
+                <w:i w:val="0"/>
+                <w:sz w:val="24"/>
+                <w:u w:val="none"/>
+              </w:rPr>
               <w:t>Complete an mBot vocabulary table using definitions, illustrations, and example sentences.</w:t>
-              <w:br/>
+            </w:r>
+          </w:p>
+          <w:p>
+            <w:pPr>
+              <w:spacing w:line="480" w:lineRule="auto" w:before="0" w:after="0"/>
+            </w:pPr>
+            <w:r>
+              <w:rPr>
+                <w:rFonts w:ascii="Arial" w:hAnsi="Arial" w:eastAsia="Arial" w:cs="Arial"/>
+                <w:b w:val="0"/>
+                <w:i w:val="0"/>
+                <w:sz w:val="24"/>
+                <w:u w:val="none"/>
+              </w:rPr>
               <w:t>Submit an mBot parts diagram with at least eight labeled parts and five function sentences.</w:t>
-              <w:br/>
+            </w:r>
+          </w:p>
+          <w:p>
+            <w:pPr>
+              <w:spacing w:line="480" w:lineRule="auto" w:before="0" w:after="0"/>
+            </w:pPr>
+            <w:r>
+              <w:rPr>
+                <w:rFonts w:ascii="Arial" w:hAnsi="Arial" w:eastAsia="Arial" w:cs="Arial"/>
+                <w:b w:val="0"/>
+                <w:i w:val="0"/>
+                <w:sz w:val="24"/>
+                <w:u w:val="none"/>
+              </w:rPr>
               <w:t>Complete an mBlock interface labeling check and demonstrate a basic movement sequence safely.</w:t>
             </w:r>
           </w:p>
@@ -290,9 +537,21 @@
               <w:right w:val="single" w:sz="4" w:space="0" w:color="auto"/>
             </w:tcBorders>
             <w:shd w:val="clear" w:color="auto" w:fill="A8D08D"/>
+            <w:vAlign w:val="center"/>
           </w:tcPr>
           <w:p>
-            <w:r>
+            <w:pPr>
+              <w:jc w:val="center"/>
+              <w:spacing w:line="360" w:lineRule="auto" w:before="0" w:after="0"/>
+            </w:pPr>
+            <w:r>
+              <w:rPr>
+                <w:rFonts w:ascii="Arial" w:hAnsi="Arial" w:eastAsia="Arial" w:cs="Arial"/>
+                <w:b/>
+                <w:i w:val="0"/>
+                <w:sz w:val="24"/>
+                <w:u w:val="none"/>
+              </w:rPr>
               <w:t>7A, 7B day – 45min – March - Week 1</w:t>
             </w:r>
           </w:p>
@@ -307,9 +566,21 @@
               <w:right w:val="single" w:sz="4" w:space="0" w:color="auto"/>
             </w:tcBorders>
             <w:shd w:val="clear" w:color="auto" w:fill="A8D08D"/>
+            <w:vAlign w:val="center"/>
           </w:tcPr>
           <w:p>
-            <w:r>
+            <w:pPr>
+              <w:jc w:val="center"/>
+              <w:spacing w:line="360" w:lineRule="auto" w:before="0" w:after="0"/>
+            </w:pPr>
+            <w:r>
+              <w:rPr>
+                <w:rFonts w:ascii="Arial" w:hAnsi="Arial" w:eastAsia="Arial" w:cs="Arial"/>
+                <w:b/>
+                <w:i w:val="0"/>
+                <w:sz w:val="24"/>
+                <w:u w:val="none"/>
+              </w:rPr>
               <w:t>7A, 7B day – 90 min – March - Week 1</w:t>
             </w:r>
           </w:p>
@@ -325,27 +596,180 @@
               <w:bottom w:val="single" w:sz="4" w:space="0" w:color="auto"/>
               <w:right w:val="single" w:sz="4" w:space="0" w:color="auto"/>
             </w:tcBorders>
+            <w:vAlign w:val="top"/>
           </w:tcPr>
           <w:p>
-            <w:r>
-              <w:t>Topic:</w:t>
-              <w:br/>
+            <w:pPr>
+              <w:spacing w:line="360" w:lineRule="auto" w:before="0" w:after="0"/>
+            </w:pPr>
+            <w:r>
+              <w:rPr>
+                <w:rFonts w:ascii="Arial" w:hAnsi="Arial" w:eastAsia="Arial" w:cs="Arial"/>
+                <w:b/>
+                <w:i w:val="0"/>
+                <w:sz w:val="24"/>
+                <w:u w:val="none"/>
+              </w:rPr>
+              <w:t xml:space="preserve">Topic: </w:t>
+            </w:r>
+            <w:r>
+              <w:rPr>
+                <w:rFonts w:ascii="Arial" w:hAnsi="Arial" w:eastAsia="Arial" w:cs="Arial"/>
+                <w:b w:val="0"/>
+                <w:i w:val="0"/>
+                <w:sz w:val="24"/>
+                <w:u w:val="none"/>
+              </w:rPr>
               <w:t>mBot components and robot parts</w:t>
-              <w:br/>
-              <w:br/>
-              <w:t>Pre-activities</w:t>
-              <w:br/>
-              <w:t>Observe a picture of a disassembled mBot and predict what each part does. Identify parts you already recognize from the robot kit.</w:t>
-              <w:br/>
-              <w:br/>
-              <w:t>While activities</w:t>
-              <w:br/>
+            </w:r>
+          </w:p>
+          <w:p>
+            <w:pPr>
+              <w:spacing w:line="360" w:lineRule="auto" w:before="0" w:after="0"/>
+            </w:pPr>
+            <w:r>
+              <w:rPr>
+                <w:rFonts w:ascii="Arial" w:hAnsi="Arial" w:eastAsia="Arial" w:cs="Arial"/>
+                <w:i w:val="0"/>
+                <w:sz w:val="24"/>
+                <w:u w:val="none"/>
+                <w:b/>
+              </w:rPr>
+              <w:t>Class Objective:</w:t>
+            </w:r>
+          </w:p>
+          <w:p>
+            <w:pPr>
+              <w:spacing w:line="360" w:lineRule="auto" w:before="0" w:after="0"/>
+            </w:pPr>
+            <w:r>
+              <w:rPr>
+                <w:rFonts w:ascii="Arial" w:hAnsi="Arial" w:eastAsia="Arial" w:cs="Arial"/>
+                <w:i w:val="0"/>
+                <w:sz w:val="24"/>
+                <w:u w:val="none"/>
+              </w:rPr>
+              <w:t>Identify main mBot parts and sort them by structure, movement, sensor, and control functions.</w:t>
+            </w:r>
+          </w:p>
+          <w:p>
+            <w:pPr>
+              <w:spacing w:line="360" w:lineRule="auto" w:before="0" w:after="0"/>
+            </w:pPr>
+            <w:r>
+              <w:rPr>
+                <w:rFonts w:ascii="Arial" w:hAnsi="Arial" w:eastAsia="Arial" w:cs="Arial"/>
+                <w:b/>
+                <w:i w:val="0"/>
+                <w:sz w:val="24"/>
+                <w:u w:val="none"/>
+              </w:rPr>
+              <w:t>Pre-activities:</w:t>
+            </w:r>
+          </w:p>
+          <w:p>
+            <w:pPr>
+              <w:spacing w:line="360" w:lineRule="auto" w:before="0" w:after="0"/>
+            </w:pPr>
+            <w:r>
+              <w:rPr>
+                <w:rFonts w:ascii="Arial" w:hAnsi="Arial" w:eastAsia="Arial" w:cs="Arial"/>
+                <w:b w:val="0"/>
+                <w:i w:val="0"/>
+                <w:sz w:val="24"/>
+                <w:u w:val="none"/>
+              </w:rPr>
+              <w:t>Observe a picture of a disassembled mBot and predict what each part does.</w:t>
+            </w:r>
+          </w:p>
+          <w:p>
+            <w:pPr>
+              <w:spacing w:line="360" w:lineRule="auto" w:before="0" w:after="0"/>
+            </w:pPr>
+            <w:r>
+              <w:rPr>
+                <w:rFonts w:ascii="Arial" w:hAnsi="Arial" w:eastAsia="Arial" w:cs="Arial"/>
+                <w:b w:val="0"/>
+                <w:i w:val="0"/>
+                <w:sz w:val="24"/>
+                <w:u w:val="none"/>
+              </w:rPr>
+              <w:t>Identify parts you already recognize from the robot kit.</w:t>
+            </w:r>
+          </w:p>
+          <w:p>
+            <w:pPr>
+              <w:spacing w:line="360" w:lineRule="auto" w:before="0" w:after="0"/>
+            </w:pPr>
+            <w:r>
+              <w:rPr>
+                <w:rFonts w:ascii="Arial" w:hAnsi="Arial" w:eastAsia="Arial" w:cs="Arial"/>
+                <w:b/>
+                <w:i w:val="0"/>
+                <w:sz w:val="24"/>
+                <w:u w:val="none"/>
+              </w:rPr>
+              <w:t>While activities:</w:t>
+            </w:r>
+          </w:p>
+          <w:p>
+            <w:pPr>
+              <w:spacing w:line="360" w:lineRule="auto" w:before="0" w:after="0"/>
+            </w:pPr>
+            <w:r>
+              <w:rPr>
+                <w:rFonts w:ascii="Arial" w:hAnsi="Arial" w:eastAsia="Arial" w:cs="Arial"/>
+                <w:b w:val="0"/>
+                <w:i w:val="0"/>
+                <w:sz w:val="24"/>
+                <w:u w:val="none"/>
+              </w:rPr>
               <w:t>Sort real or pictured mBot parts into structure, movement, sensor, and control categories: chassis/frame, wheels/motors, ultrasonic or line sensors, and control board/controller.</w:t>
-              <w:br/>
-              <w:br/>
-              <w:t>Post activities</w:t>
-              <w:br/>
-              <w:t>Share one part you can identify confidently. Record one question about a part that is still confusing.</w:t>
+            </w:r>
+          </w:p>
+          <w:p>
+            <w:pPr>
+              <w:spacing w:line="360" w:lineRule="auto" w:before="0" w:after="0"/>
+            </w:pPr>
+            <w:r>
+              <w:rPr>
+                <w:rFonts w:ascii="Arial" w:hAnsi="Arial" w:eastAsia="Arial" w:cs="Arial"/>
+                <w:b/>
+                <w:i w:val="0"/>
+                <w:sz w:val="24"/>
+                <w:u w:val="none"/>
+              </w:rPr>
+              <w:t>Post activities:</w:t>
+            </w:r>
+          </w:p>
+          <w:p>
+            <w:pPr>
+              <w:spacing w:line="360" w:lineRule="auto" w:before="0" w:after="0"/>
+            </w:pPr>
+            <w:r>
+              <w:rPr>
+                <w:rFonts w:ascii="Arial" w:hAnsi="Arial" w:eastAsia="Arial" w:cs="Arial"/>
+                <w:b w:val="0"/>
+                <w:i w:val="0"/>
+                <w:sz w:val="24"/>
+                <w:u w:val="none"/>
+              </w:rPr>
+              <w:t>Share one part you can identify confidently.</w:t>
+            </w:r>
+          </w:p>
+          <w:p>
+            <w:pPr>
+              <w:spacing w:line="360" w:lineRule="auto" w:before="0" w:after="0"/>
+            </w:pPr>
+            <w:r>
+              <w:rPr>
+                <w:rFonts w:ascii="Arial" w:hAnsi="Arial" w:eastAsia="Arial" w:cs="Arial"/>
+                <w:b w:val="0"/>
+                <w:i w:val="0"/>
+                <w:sz w:val="24"/>
+                <w:u w:val="none"/>
+              </w:rPr>
+              <w:t>Record one question about a part that is still confusing.</w:t>
             </w:r>
           </w:p>
         </w:tc>
@@ -358,27 +782,196 @@
               <w:bottom w:val="single" w:sz="4" w:space="0" w:color="auto"/>
               <w:right w:val="single" w:sz="4" w:space="0" w:color="auto"/>
             </w:tcBorders>
+            <w:vAlign w:val="top"/>
           </w:tcPr>
           <w:p>
-            <w:r>
-              <w:t>Topic:</w:t>
-              <w:br/>
+            <w:pPr>
+              <w:spacing w:line="360" w:lineRule="auto" w:before="0" w:after="0"/>
+            </w:pPr>
+            <w:r>
+              <w:rPr>
+                <w:rFonts w:ascii="Arial" w:hAnsi="Arial" w:eastAsia="Arial" w:cs="Arial"/>
+                <w:b/>
+                <w:i w:val="0"/>
+                <w:sz w:val="24"/>
+                <w:u w:val="none"/>
+              </w:rPr>
+              <w:t xml:space="preserve">Topic: </w:t>
+            </w:r>
+            <w:r>
+              <w:rPr>
+                <w:rFonts w:ascii="Arial" w:hAnsi="Arial" w:eastAsia="Arial" w:cs="Arial"/>
+                <w:b w:val="0"/>
+                <w:i w:val="0"/>
+                <w:sz w:val="24"/>
+                <w:u w:val="none"/>
+              </w:rPr>
               <w:t>mBot assembly, safety, and core vocabulary</w:t>
-              <w:br/>
-              <w:br/>
-              <w:t>Pre-activities</w:t>
-              <w:br/>
-              <w:t>Review the lab rules for tools, cables, robot parts, and teamwork: keep parts on the tray, connect cables gently, test only in the assigned area, and share builder/coder/tester roles. Preview the 10 Trimester 1 vocabulary words: mBot, hardware, software, chassis, motor, sensor, LED, buzzer, controller, control board.</w:t>
-              <w:br/>
-              <w:br/>
-              <w:t>While activities</w:t>
-              <w:br/>
-              <w:t>Complete Daily Grade #1: Create a vocabulary table for these 10 words: mBot, hardware, software, chassis, motor, sensor, LED, buzzer, controller, control board. Then assemble the mBot.</w:t>
-              <w:br/>
-              <w:br/>
-              <w:t>Post activities</w:t>
-              <w:br/>
-              <w:t>Store parts correctly. Write one safe routine your group followed well.</w:t>
+            </w:r>
+          </w:p>
+          <w:p>
+            <w:pPr>
+              <w:spacing w:line="360" w:lineRule="auto" w:before="0" w:after="0"/>
+            </w:pPr>
+            <w:r>
+              <w:rPr>
+                <w:rFonts w:ascii="Arial" w:hAnsi="Arial" w:eastAsia="Arial" w:cs="Arial"/>
+                <w:i w:val="0"/>
+                <w:sz w:val="24"/>
+                <w:u w:val="none"/>
+                <w:b/>
+              </w:rPr>
+              <w:t>Class Objective:</w:t>
+            </w:r>
+          </w:p>
+          <w:p>
+            <w:pPr>
+              <w:spacing w:line="360" w:lineRule="auto" w:before="0" w:after="0"/>
+            </w:pPr>
+            <w:r>
+              <w:rPr>
+                <w:rFonts w:ascii="Arial" w:hAnsi="Arial" w:eastAsia="Arial" w:cs="Arial"/>
+                <w:i w:val="0"/>
+                <w:sz w:val="24"/>
+                <w:u w:val="none"/>
+              </w:rPr>
+              <w:t>Complete a robotics vocabulary table and assemble the mBot using safe routines and team roles.</w:t>
+            </w:r>
+          </w:p>
+          <w:p>
+            <w:pPr>
+              <w:spacing w:line="360" w:lineRule="auto" w:before="0" w:after="0"/>
+            </w:pPr>
+            <w:r>
+              <w:rPr>
+                <w:rFonts w:ascii="Arial" w:hAnsi="Arial" w:eastAsia="Arial" w:cs="Arial"/>
+                <w:b/>
+                <w:i w:val="0"/>
+                <w:sz w:val="24"/>
+                <w:u w:val="none"/>
+              </w:rPr>
+              <w:t>Pre-activities:</w:t>
+            </w:r>
+          </w:p>
+          <w:p>
+            <w:pPr>
+              <w:spacing w:line="360" w:lineRule="auto" w:before="0" w:after="0"/>
+            </w:pPr>
+            <w:r>
+              <w:rPr>
+                <w:rFonts w:ascii="Arial" w:hAnsi="Arial" w:eastAsia="Arial" w:cs="Arial"/>
+                <w:b w:val="0"/>
+                <w:i w:val="0"/>
+                <w:sz w:val="24"/>
+                <w:u w:val="none"/>
+              </w:rPr>
+              <w:t>Review the lab rules for tools, cables, robot parts, and teamwork: keep parts on the tray, connect cables gently, test only in the assigned area, and share builder/coder/tester roles.</w:t>
+            </w:r>
+          </w:p>
+          <w:p>
+            <w:pPr>
+              <w:spacing w:line="360" w:lineRule="auto" w:before="0" w:after="0"/>
+            </w:pPr>
+            <w:r>
+              <w:rPr>
+                <w:rFonts w:ascii="Arial" w:hAnsi="Arial" w:eastAsia="Arial" w:cs="Arial"/>
+                <w:b w:val="0"/>
+                <w:i w:val="0"/>
+                <w:sz w:val="24"/>
+                <w:u w:val="none"/>
+              </w:rPr>
+              <w:t>Preview the 10 Trimester 1 vocabulary words: mBot, hardware, software, chassis, motor, sensor, LED, buzzer, controller, control board.</w:t>
+            </w:r>
+          </w:p>
+          <w:p>
+            <w:pPr>
+              <w:spacing w:line="360" w:lineRule="auto" w:before="0" w:after="0"/>
+            </w:pPr>
+            <w:r>
+              <w:rPr>
+                <w:rFonts w:ascii="Arial" w:hAnsi="Arial" w:eastAsia="Arial" w:cs="Arial"/>
+                <w:b/>
+                <w:i w:val="0"/>
+                <w:sz w:val="24"/>
+                <w:u w:val="none"/>
+              </w:rPr>
+              <w:t>While activities:</w:t>
+            </w:r>
+          </w:p>
+          <w:p>
+            <w:pPr>
+              <w:spacing w:line="360" w:lineRule="auto" w:before="0" w:after="0"/>
+            </w:pPr>
+            <w:r>
+              <w:rPr>
+                <w:rFonts w:ascii="Arial" w:hAnsi="Arial" w:eastAsia="Arial" w:cs="Arial"/>
+                <w:b w:val="0"/>
+                <w:i w:val="0"/>
+                <w:sz w:val="24"/>
+                <w:highlight w:val="yellow"/>
+                <w:u w:val="none"/>
+              </w:rPr>
+              <w:t>Complete Daily Grade #1: Create a vocabulary table for these 10 words: mBot, hardware, software, chassis, motor, sensor, LED, buzzer, controller, control board.</w:t>
+            </w:r>
+          </w:p>
+          <w:p>
+            <w:pPr>
+              <w:spacing w:line="360" w:lineRule="auto" w:before="0" w:after="0"/>
+            </w:pPr>
+            <w:r>
+              <w:rPr>
+                <w:rFonts w:ascii="Arial" w:hAnsi="Arial" w:eastAsia="Arial" w:cs="Arial"/>
+                <w:b w:val="0"/>
+                <w:i w:val="0"/>
+                <w:sz w:val="24"/>
+                <w:u w:val="none"/>
+              </w:rPr>
+              <w:t>Then assemble the mBot.</w:t>
+            </w:r>
+          </w:p>
+          <w:p>
+            <w:pPr>
+              <w:spacing w:line="360" w:lineRule="auto" w:before="0" w:after="0"/>
+            </w:pPr>
+            <w:r>
+              <w:rPr>
+                <w:rFonts w:ascii="Arial" w:hAnsi="Arial" w:eastAsia="Arial" w:cs="Arial"/>
+                <w:b/>
+                <w:i w:val="0"/>
+                <w:sz w:val="24"/>
+                <w:u w:val="none"/>
+              </w:rPr>
+              <w:t>Post activities:</w:t>
+            </w:r>
+          </w:p>
+          <w:p>
+            <w:pPr>
+              <w:spacing w:line="360" w:lineRule="auto" w:before="0" w:after="0"/>
+            </w:pPr>
+            <w:r>
+              <w:rPr>
+                <w:rFonts w:ascii="Arial" w:hAnsi="Arial" w:eastAsia="Arial" w:cs="Arial"/>
+                <w:b w:val="0"/>
+                <w:i w:val="0"/>
+                <w:sz w:val="24"/>
+                <w:u w:val="none"/>
+              </w:rPr>
+              <w:t>Store parts correctly.</w:t>
+            </w:r>
+          </w:p>
+          <w:p>
+            <w:pPr>
+              <w:spacing w:line="360" w:lineRule="auto" w:before="0" w:after="0"/>
+            </w:pPr>
+            <w:r>
+              <w:rPr>
+                <w:rFonts w:ascii="Arial" w:hAnsi="Arial" w:eastAsia="Arial" w:cs="Arial"/>
+                <w:b w:val="0"/>
+                <w:i w:val="0"/>
+                <w:sz w:val="24"/>
+                <w:u w:val="none"/>
+              </w:rPr>
+              <w:t>Write one safe routine your group followed well.</w:t>
             </w:r>
           </w:p>
         </w:tc>
@@ -393,10 +986,31 @@
               <w:bottom w:val="single" w:sz="4" w:space="0" w:color="auto"/>
               <w:right w:val="single" w:sz="4" w:space="0" w:color="auto"/>
             </w:tcBorders>
+            <w:vAlign w:val="top"/>
           </w:tcPr>
           <w:p>
-            <w:r>
-              <w:t>Resources: Pen, pencil, technology notebook, student's email and password, mBot kits, mBlock software, USB cables or Bluetooth connection, charged batteries, checklist or worksheet, maze materials, floor tape or markers, projector.</w:t>
+            <w:pPr>
+              <w:spacing w:line="360" w:lineRule="auto" w:before="0" w:after="0"/>
+            </w:pPr>
+            <w:r>
+              <w:rPr>
+                <w:rFonts w:ascii="Arial" w:hAnsi="Arial" w:eastAsia="Arial" w:cs="Arial"/>
+                <w:b/>
+                <w:i w:val="0"/>
+                <w:sz w:val="24"/>
+                <w:u w:val="none"/>
+              </w:rPr>
+              <w:t xml:space="preserve">Resources: </w:t>
+            </w:r>
+            <w:r>
+              <w:rPr>
+                <w:rFonts w:ascii="Arial" w:hAnsi="Arial" w:eastAsia="Arial" w:cs="Arial"/>
+                <w:b w:val="0"/>
+                <w:i w:val="0"/>
+                <w:sz w:val="24"/>
+                <w:u w:val="none"/>
+              </w:rPr>
+              <w:t>Pen, pencil, technology notebook, student's computer, email and password</w:t>
             </w:r>
           </w:p>
         </w:tc>
@@ -409,10 +1023,31 @@
               <w:bottom w:val="single" w:sz="4" w:space="0" w:color="auto"/>
               <w:right w:val="single" w:sz="4" w:space="0" w:color="auto"/>
             </w:tcBorders>
+            <w:vAlign w:val="top"/>
           </w:tcPr>
           <w:p>
-            <w:r>
-              <w:t>Resources: Pen, pencil, technology notebook, student's email and password, mBot kits, mBlock software, USB cables or Bluetooth connection, charged batteries, checklist or worksheet, maze materials, floor tape or markers, projector.</w:t>
+            <w:pPr>
+              <w:spacing w:line="360" w:lineRule="auto" w:before="0" w:after="0"/>
+            </w:pPr>
+            <w:r>
+              <w:rPr>
+                <w:rFonts w:ascii="Arial" w:hAnsi="Arial" w:eastAsia="Arial" w:cs="Arial"/>
+                <w:b/>
+                <w:i w:val="0"/>
+                <w:sz w:val="24"/>
+                <w:u w:val="none"/>
+              </w:rPr>
+              <w:t xml:space="preserve">Resources: </w:t>
+            </w:r>
+            <w:r>
+              <w:rPr>
+                <w:rFonts w:ascii="Arial" w:hAnsi="Arial" w:eastAsia="Arial" w:cs="Arial"/>
+                <w:b w:val="0"/>
+                <w:i w:val="0"/>
+                <w:sz w:val="24"/>
+                <w:u w:val="none"/>
+              </w:rPr>
+              <w:t>Pen, pencil, technology notebook, student's computer, email and password</w:t>
             </w:r>
           </w:p>
         </w:tc>
@@ -428,9 +1063,21 @@
               <w:right w:val="single" w:sz="4" w:space="0" w:color="auto"/>
             </w:tcBorders>
             <w:shd w:val="clear" w:color="auto" w:fill="A8D08D"/>
+            <w:vAlign w:val="center"/>
           </w:tcPr>
           <w:p>
-            <w:r>
+            <w:pPr>
+              <w:jc w:val="center"/>
+              <w:spacing w:line="360" w:lineRule="auto" w:before="0" w:after="0"/>
+            </w:pPr>
+            <w:r>
+              <w:rPr>
+                <w:rFonts w:ascii="Arial" w:hAnsi="Arial" w:eastAsia="Arial" w:cs="Arial"/>
+                <w:b/>
+                <w:i w:val="0"/>
+                <w:sz w:val="24"/>
+                <w:u w:val="none"/>
+              </w:rPr>
               <w:t>7A, 7B day – 45min – March - Week 2</w:t>
             </w:r>
           </w:p>
@@ -445,9 +1092,21 @@
               <w:right w:val="single" w:sz="4" w:space="0" w:color="auto"/>
             </w:tcBorders>
             <w:shd w:val="clear" w:color="auto" w:fill="A8D08D"/>
+            <w:vAlign w:val="center"/>
           </w:tcPr>
           <w:p>
-            <w:r>
+            <w:pPr>
+              <w:jc w:val="center"/>
+              <w:spacing w:line="360" w:lineRule="auto" w:before="0" w:after="0"/>
+            </w:pPr>
+            <w:r>
+              <w:rPr>
+                <w:rFonts w:ascii="Arial" w:hAnsi="Arial" w:eastAsia="Arial" w:cs="Arial"/>
+                <w:b/>
+                <w:i w:val="0"/>
+                <w:sz w:val="24"/>
+                <w:u w:val="none"/>
+              </w:rPr>
               <w:t>7A, 7B day – 90 min – March - Week 2</w:t>
             </w:r>
           </w:p>
@@ -463,35 +1122,240 @@
               <w:bottom w:val="single" w:sz="4" w:space="0" w:color="auto"/>
               <w:right w:val="single" w:sz="4" w:space="0" w:color="auto"/>
             </w:tcBorders>
+            <w:vAlign w:val="top"/>
           </w:tcPr>
           <w:p>
-            <w:r>
-              <w:t>Topic:</w:t>
-              <w:br/>
+            <w:pPr>
+              <w:spacing w:line="360" w:lineRule="auto" w:before="0" w:after="0"/>
+            </w:pPr>
+            <w:r>
+              <w:rPr>
+                <w:rFonts w:ascii="Arial" w:hAnsi="Arial" w:eastAsia="Arial" w:cs="Arial"/>
+                <w:b/>
+                <w:i w:val="0"/>
+                <w:sz w:val="24"/>
+                <w:u w:val="none"/>
+              </w:rPr>
+              <w:t xml:space="preserve">Topic: </w:t>
+            </w:r>
+            <w:r>
+              <w:rPr>
+                <w:rFonts w:ascii="Arial" w:hAnsi="Arial" w:eastAsia="Arial" w:cs="Arial"/>
+                <w:b w:val="0"/>
+                <w:i w:val="0"/>
+                <w:sz w:val="24"/>
+                <w:u w:val="none"/>
+              </w:rPr>
               <w:t>Sensors, motors, and control board</w:t>
-              <w:br/>
-              <w:br/>
-              <w:t>Pre-activities</w:t>
-              <w:br/>
+            </w:r>
+          </w:p>
+          <w:p>
+            <w:pPr>
+              <w:spacing w:line="360" w:lineRule="auto" w:before="0" w:after="0"/>
+            </w:pPr>
+            <w:r>
+              <w:rPr>
+                <w:rFonts w:ascii="Arial" w:hAnsi="Arial" w:eastAsia="Arial" w:cs="Arial"/>
+                <w:i w:val="0"/>
+                <w:sz w:val="24"/>
+                <w:u w:val="none"/>
+                <w:b/>
+              </w:rPr>
+              <w:t>Class Objective:</w:t>
+            </w:r>
+          </w:p>
+          <w:p>
+            <w:pPr>
+              <w:spacing w:line="360" w:lineRule="auto" w:before="0" w:after="0"/>
+            </w:pPr>
+            <w:r>
+              <w:rPr>
+                <w:rFonts w:ascii="Arial" w:hAnsi="Arial" w:eastAsia="Arial" w:cs="Arial"/>
+                <w:i w:val="0"/>
+                <w:sz w:val="24"/>
+                <w:u w:val="none"/>
+              </w:rPr>
+              <w:t>Label main mBot parts and write function sentences for sensors, motors, and the control board.</w:t>
+            </w:r>
+          </w:p>
+          <w:p>
+            <w:pPr>
+              <w:spacing w:line="360" w:lineRule="auto" w:before="0" w:after="0"/>
+            </w:pPr>
+            <w:r>
+              <w:rPr>
+                <w:rFonts w:ascii="Arial" w:hAnsi="Arial" w:eastAsia="Arial" w:cs="Arial"/>
+                <w:b/>
+                <w:i w:val="0"/>
+                <w:sz w:val="24"/>
+                <w:u w:val="none"/>
+              </w:rPr>
+              <w:t>Pre-activities:</w:t>
+            </w:r>
+          </w:p>
+          <w:p>
+            <w:pPr>
+              <w:spacing w:line="360" w:lineRule="auto" w:before="0" w:after="0"/>
+            </w:pPr>
+            <w:r>
+              <w:rPr>
+                <w:rFonts w:ascii="Arial" w:hAnsi="Arial" w:eastAsia="Arial" w:cs="Arial"/>
+                <w:b w:val="0"/>
+                <w:i w:val="0"/>
+                <w:sz w:val="24"/>
+                <w:u w:val="none"/>
+              </w:rPr>
               <w:t>Review Week 2 practice vocabulary (part 1).</w:t>
-              <w:br/>
+            </w:r>
+          </w:p>
+          <w:p>
+            <w:pPr>
+              <w:spacing w:line="360" w:lineRule="auto" w:before="0" w:after="0"/>
+            </w:pPr>
+            <w:r>
+              <w:rPr>
+                <w:rFonts w:ascii="Arial" w:hAnsi="Arial" w:eastAsia="Arial" w:cs="Arial"/>
+                <w:b w:val="0"/>
+                <w:i w:val="0"/>
+                <w:sz w:val="24"/>
+                <w:u w:val="none"/>
+              </w:rPr>
               <w:t>mBlock: A block coding tool used to program the mBot</w:t>
-              <w:br/>
+            </w:r>
+          </w:p>
+          <w:p>
+            <w:pPr>
+              <w:spacing w:line="360" w:lineRule="auto" w:before="0" w:after="0"/>
+            </w:pPr>
+            <w:r>
+              <w:rPr>
+                <w:rFonts w:ascii="Arial" w:hAnsi="Arial" w:eastAsia="Arial" w:cs="Arial"/>
+                <w:b w:val="0"/>
+                <w:i w:val="0"/>
+                <w:sz w:val="24"/>
+                <w:u w:val="none"/>
+              </w:rPr>
               <w:t>workspace: The area in a program where you do your work</w:t>
-              <w:br/>
+            </w:r>
+          </w:p>
+          <w:p>
+            <w:pPr>
+              <w:spacing w:line="360" w:lineRule="auto" w:before="0" w:after="0"/>
+            </w:pPr>
+            <w:r>
+              <w:rPr>
+                <w:rFonts w:ascii="Arial" w:hAnsi="Arial" w:eastAsia="Arial" w:cs="Arial"/>
+                <w:b w:val="0"/>
+                <w:i w:val="0"/>
+                <w:sz w:val="24"/>
+                <w:u w:val="none"/>
+              </w:rPr>
               <w:t>sprite: A character or object in a Scratch or mBlock project</w:t>
-              <w:br/>
+            </w:r>
+          </w:p>
+          <w:p>
+            <w:pPr>
+              <w:spacing w:line="360" w:lineRule="auto" w:before="0" w:after="0"/>
+            </w:pPr>
+            <w:r>
+              <w:rPr>
+                <w:rFonts w:ascii="Arial" w:hAnsi="Arial" w:eastAsia="Arial" w:cs="Arial"/>
+                <w:b w:val="0"/>
+                <w:i w:val="0"/>
+                <w:sz w:val="24"/>
+                <w:u w:val="none"/>
+              </w:rPr>
               <w:t>block: A coding command that snaps into a program</w:t>
-              <w:br/>
-              <w:br/>
-              <w:t>While activities</w:t>
-              <w:br/>
-              <w:t>Practice labeling an mBot parts diagram and draft function sentences for the main parts. Compare your practice labels with a partner and correct missing labels before the graded check.</w:t>
-              <w:br/>
-              <w:br/>
-              <w:t>Post activities</w:t>
-              <w:br/>
-              <w:t>Circle the two parts most important for movement. Explain one part that helps the robot sense the environment.</w:t>
+            </w:r>
+          </w:p>
+          <w:p>
+            <w:pPr>
+              <w:spacing w:line="360" w:lineRule="auto" w:before="0" w:after="0"/>
+            </w:pPr>
+            <w:r>
+              <w:rPr>
+                <w:rFonts w:ascii="Arial" w:hAnsi="Arial" w:eastAsia="Arial" w:cs="Arial"/>
+                <w:b/>
+                <w:i w:val="0"/>
+                <w:sz w:val="24"/>
+                <w:u w:val="none"/>
+              </w:rPr>
+              <w:t>While activities:</w:t>
+            </w:r>
+          </w:p>
+          <w:p>
+            <w:pPr>
+              <w:spacing w:line="360" w:lineRule="auto" w:before="0" w:after="0"/>
+            </w:pPr>
+            <w:r>
+              <w:rPr>
+                <w:rFonts w:ascii="Arial" w:hAnsi="Arial" w:eastAsia="Arial" w:cs="Arial"/>
+                <w:b w:val="0"/>
+                <w:i w:val="0"/>
+                <w:sz w:val="24"/>
+                <w:u w:val="none"/>
+              </w:rPr>
+              <w:t>Practice labeling an mBot parts diagram and draft function sentences for the main parts.</w:t>
+            </w:r>
+          </w:p>
+          <w:p>
+            <w:pPr>
+              <w:spacing w:line="360" w:lineRule="auto" w:before="0" w:after="0"/>
+            </w:pPr>
+            <w:r>
+              <w:rPr>
+                <w:rFonts w:ascii="Arial" w:hAnsi="Arial" w:eastAsia="Arial" w:cs="Arial"/>
+                <w:b w:val="0"/>
+                <w:i w:val="0"/>
+                <w:sz w:val="24"/>
+                <w:u w:val="none"/>
+              </w:rPr>
+              <w:t>Compare your practice labels with a partner and correct missing labels before the graded check.</w:t>
+            </w:r>
+          </w:p>
+          <w:p>
+            <w:pPr>
+              <w:spacing w:line="360" w:lineRule="auto" w:before="0" w:after="0"/>
+            </w:pPr>
+            <w:r>
+              <w:rPr>
+                <w:rFonts w:ascii="Arial" w:hAnsi="Arial" w:eastAsia="Arial" w:cs="Arial"/>
+                <w:b/>
+                <w:i w:val="0"/>
+                <w:sz w:val="24"/>
+                <w:u w:val="none"/>
+              </w:rPr>
+              <w:t>Post activities:</w:t>
+            </w:r>
+          </w:p>
+          <w:p>
+            <w:pPr>
+              <w:spacing w:line="360" w:lineRule="auto" w:before="0" w:after="0"/>
+            </w:pPr>
+            <w:r>
+              <w:rPr>
+                <w:rFonts w:ascii="Arial" w:hAnsi="Arial" w:eastAsia="Arial" w:cs="Arial"/>
+                <w:b w:val="0"/>
+                <w:i w:val="0"/>
+                <w:sz w:val="24"/>
+                <w:u w:val="none"/>
+              </w:rPr>
+              <w:t>Circle the two parts most important for movement.</w:t>
+            </w:r>
+          </w:p>
+          <w:p>
+            <w:pPr>
+              <w:spacing w:line="360" w:lineRule="auto" w:before="0" w:after="0"/>
+            </w:pPr>
+            <w:r>
+              <w:rPr>
+                <w:rFonts w:ascii="Arial" w:hAnsi="Arial" w:eastAsia="Arial" w:cs="Arial"/>
+                <w:b w:val="0"/>
+                <w:i w:val="0"/>
+                <w:sz w:val="24"/>
+                <w:u w:val="none"/>
+              </w:rPr>
+              <w:t>Explain one part that helps the robot sense the environment.</w:t>
             </w:r>
           </w:p>
         </w:tc>
@@ -504,35 +1368,226 @@
               <w:bottom w:val="single" w:sz="4" w:space="0" w:color="auto"/>
               <w:right w:val="single" w:sz="4" w:space="0" w:color="auto"/>
             </w:tcBorders>
+            <w:vAlign w:val="top"/>
           </w:tcPr>
           <w:p>
-            <w:r>
-              <w:t>Topic:</w:t>
-              <w:br/>
+            <w:pPr>
+              <w:spacing w:line="360" w:lineRule="auto" w:before="0" w:after="0"/>
+            </w:pPr>
+            <w:r>
+              <w:rPr>
+                <w:rFonts w:ascii="Arial" w:hAnsi="Arial" w:eastAsia="Arial" w:cs="Arial"/>
+                <w:b/>
+                <w:i w:val="0"/>
+                <w:sz w:val="24"/>
+                <w:u w:val="none"/>
+              </w:rPr>
+              <w:t xml:space="preserve">Topic: </w:t>
+            </w:r>
+            <w:r>
+              <w:rPr>
+                <w:rFonts w:ascii="Arial" w:hAnsi="Arial" w:eastAsia="Arial" w:cs="Arial"/>
+                <w:b w:val="0"/>
+                <w:i w:val="0"/>
+                <w:sz w:val="24"/>
+                <w:u w:val="none"/>
+              </w:rPr>
               <w:t>mBlock workspace and first scripts</w:t>
-              <w:br/>
-              <w:br/>
-              <w:t>Pre-activities</w:t>
-              <w:br/>
-              <w:t>Open mBlock and locate the stage, sprites, blocks, scripts area, and device connection tools.</w:t>
-              <w:br/>
-              <w:t>Review Week 2 practice vocabulary (part 2).</w:t>
-              <w:br/>
+            </w:r>
+          </w:p>
+          <w:p>
+            <w:pPr>
+              <w:spacing w:line="360" w:lineRule="auto" w:before="0" w:after="0"/>
+            </w:pPr>
+            <w:r>
+              <w:rPr>
+                <w:rFonts w:ascii="Arial" w:hAnsi="Arial" w:eastAsia="Arial" w:cs="Arial"/>
+                <w:i w:val="0"/>
+                <w:sz w:val="24"/>
+                <w:u w:val="none"/>
+                <w:b/>
+              </w:rPr>
+              <w:t>Class Objective:</w:t>
+            </w:r>
+          </w:p>
+          <w:p>
+            <w:pPr>
+              <w:spacing w:line="360" w:lineRule="auto" w:before="0" w:after="0"/>
+            </w:pPr>
+            <w:r>
+              <w:rPr>
+                <w:rFonts w:ascii="Arial" w:hAnsi="Arial" w:eastAsia="Arial" w:cs="Arial"/>
+                <w:i w:val="0"/>
+                <w:sz w:val="24"/>
+                <w:u w:val="none"/>
+              </w:rPr>
+              <w:t>Label key mBlock workspace areas and test a simple movement script.</w:t>
+            </w:r>
+          </w:p>
+          <w:p>
+            <w:pPr>
+              <w:spacing w:line="360" w:lineRule="auto" w:before="0" w:after="0"/>
+            </w:pPr>
+            <w:r>
+              <w:rPr>
+                <w:rFonts w:ascii="Arial" w:hAnsi="Arial" w:eastAsia="Arial" w:cs="Arial"/>
+                <w:b/>
+                <w:i w:val="0"/>
+                <w:sz w:val="24"/>
+                <w:u w:val="none"/>
+              </w:rPr>
+              <w:t>Pre-activities:</w:t>
+            </w:r>
+          </w:p>
+          <w:p>
+            <w:pPr>
+              <w:spacing w:line="360" w:lineRule="auto" w:before="0" w:after="0"/>
+            </w:pPr>
+            <w:r>
+              <w:rPr>
+                <w:rFonts w:ascii="Arial" w:hAnsi="Arial" w:eastAsia="Arial" w:cs="Arial"/>
+                <w:b w:val="0"/>
+                <w:i w:val="0"/>
+                <w:sz w:val="24"/>
+                <w:u w:val="none"/>
+              </w:rPr>
+              <w:t>Open mBlock and locate the stage, sprites, blocks, scripts area, and device connection tools. Review Week 2 practice vocabulary (part 2).</w:t>
+            </w:r>
+          </w:p>
+          <w:p>
+            <w:pPr>
+              <w:spacing w:line="360" w:lineRule="auto" w:before="0" w:after="0"/>
+            </w:pPr>
+            <w:r>
+              <w:rPr>
+                <w:rFonts w:ascii="Arial" w:hAnsi="Arial" w:eastAsia="Arial" w:cs="Arial"/>
+                <w:b w:val="0"/>
+                <w:i w:val="0"/>
+                <w:sz w:val="24"/>
+                <w:u w:val="none"/>
+              </w:rPr>
               <w:t>script: A group of connected blocks that run together</w:t>
-              <w:br/>
+            </w:r>
+          </w:p>
+          <w:p>
+            <w:pPr>
+              <w:spacing w:line="360" w:lineRule="auto" w:before="0" w:after="0"/>
+            </w:pPr>
+            <w:r>
+              <w:rPr>
+                <w:rFonts w:ascii="Arial" w:hAnsi="Arial" w:eastAsia="Arial" w:cs="Arial"/>
+                <w:b w:val="0"/>
+                <w:i w:val="0"/>
+                <w:sz w:val="24"/>
+                <w:u w:val="none"/>
+              </w:rPr>
               <w:t>upload: To send a program from the computer to the robot</w:t>
-              <w:br/>
+            </w:r>
+          </w:p>
+          <w:p>
+            <w:pPr>
+              <w:spacing w:line="360" w:lineRule="auto" w:before="0" w:after="0"/>
+            </w:pPr>
+            <w:r>
+              <w:rPr>
+                <w:rFonts w:ascii="Arial" w:hAnsi="Arial" w:eastAsia="Arial" w:cs="Arial"/>
+                <w:b w:val="0"/>
+                <w:i w:val="0"/>
+                <w:sz w:val="24"/>
+                <w:u w:val="none"/>
+              </w:rPr>
               <w:t>interface: The screen and tools used to work with a program</w:t>
-              <w:br/>
-              <w:br/>
-              <w:t>While activities</w:t>
-              <w:br/>
-              <w:t>Complete Daily Grade #2: Label an mBot parts diagram with at least 8 parts and write one function sentence for 5 of the parts. Then drag movement blocks into the scripts area and test a simple sprite movement sequence.</w:t>
-              <w:br/>
-              <w:br/>
-              <w:t>Post activities</w:t>
-              <w:br/>
-              <w:t>Submit your mBot parts diagram. Write one mBlock tool you expect to use often.</w:t>
+            </w:r>
+          </w:p>
+          <w:p>
+            <w:pPr>
+              <w:spacing w:line="360" w:lineRule="auto" w:before="0" w:after="0"/>
+            </w:pPr>
+            <w:r>
+              <w:rPr>
+                <w:rFonts w:ascii="Arial" w:hAnsi="Arial" w:eastAsia="Arial" w:cs="Arial"/>
+                <w:b/>
+                <w:i w:val="0"/>
+                <w:sz w:val="24"/>
+                <w:u w:val="none"/>
+              </w:rPr>
+              <w:t>While activities:</w:t>
+            </w:r>
+          </w:p>
+          <w:p>
+            <w:pPr>
+              <w:spacing w:line="360" w:lineRule="auto" w:before="0" w:after="0"/>
+            </w:pPr>
+            <w:r>
+              <w:rPr>
+                <w:rFonts w:ascii="Arial" w:hAnsi="Arial" w:eastAsia="Arial" w:cs="Arial"/>
+                <w:b w:val="0"/>
+                <w:i w:val="0"/>
+                <w:sz w:val="24"/>
+                <w:highlight w:val="yellow"/>
+                <w:u w:val="none"/>
+              </w:rPr>
+              <w:t>Complete Daily Grade #2: Label an mBot parts diagram with at least 8 parts and write one function sentence for 5 of the parts.</w:t>
+            </w:r>
+          </w:p>
+          <w:p>
+            <w:pPr>
+              <w:spacing w:line="360" w:lineRule="auto" w:before="0" w:after="0"/>
+            </w:pPr>
+            <w:r>
+              <w:rPr>
+                <w:rFonts w:ascii="Arial" w:hAnsi="Arial" w:eastAsia="Arial" w:cs="Arial"/>
+                <w:b w:val="0"/>
+                <w:i w:val="0"/>
+                <w:sz w:val="24"/>
+                <w:u w:val="none"/>
+              </w:rPr>
+              <w:t>Then drag movement blocks into the scripts area and test a simple sprite movement sequence.</w:t>
+            </w:r>
+          </w:p>
+          <w:p>
+            <w:pPr>
+              <w:spacing w:line="360" w:lineRule="auto" w:before="0" w:after="0"/>
+            </w:pPr>
+            <w:r>
+              <w:rPr>
+                <w:rFonts w:ascii="Arial" w:hAnsi="Arial" w:eastAsia="Arial" w:cs="Arial"/>
+                <w:b/>
+                <w:i w:val="0"/>
+                <w:sz w:val="24"/>
+                <w:u w:val="none"/>
+              </w:rPr>
+              <w:t>Post activities:</w:t>
+            </w:r>
+          </w:p>
+          <w:p>
+            <w:pPr>
+              <w:spacing w:line="360" w:lineRule="auto" w:before="0" w:after="0"/>
+            </w:pPr>
+            <w:r>
+              <w:rPr>
+                <w:rFonts w:ascii="Arial" w:hAnsi="Arial" w:eastAsia="Arial" w:cs="Arial"/>
+                <w:b w:val="0"/>
+                <w:i w:val="0"/>
+                <w:sz w:val="24"/>
+                <w:u w:val="none"/>
+              </w:rPr>
+              <w:t>Submit your mBot parts diagram.</w:t>
+            </w:r>
+          </w:p>
+          <w:p>
+            <w:pPr>
+              <w:spacing w:line="360" w:lineRule="auto" w:before="0" w:after="0"/>
+            </w:pPr>
+            <w:r>
+              <w:rPr>
+                <w:rFonts w:ascii="Arial" w:hAnsi="Arial" w:eastAsia="Arial" w:cs="Arial"/>
+                <w:b w:val="0"/>
+                <w:i w:val="0"/>
+                <w:sz w:val="24"/>
+                <w:u w:val="none"/>
+              </w:rPr>
+              <w:t>Write one mBlock tool you expect to use often.</w:t>
             </w:r>
           </w:p>
         </w:tc>
@@ -547,10 +1602,31 @@
               <w:bottom w:val="single" w:sz="4" w:space="0" w:color="auto"/>
               <w:right w:val="single" w:sz="4" w:space="0" w:color="auto"/>
             </w:tcBorders>
+            <w:vAlign w:val="top"/>
           </w:tcPr>
           <w:p>
-            <w:r>
-              <w:t>Resources: Pen, pencil, technology notebook, student's email and password, mBot kits, mBlock software, USB cables or Bluetooth connection, charged batteries, checklist or worksheet, maze materials, floor tape or markers, projector.</w:t>
+            <w:pPr>
+              <w:spacing w:line="360" w:lineRule="auto" w:before="0" w:after="0"/>
+            </w:pPr>
+            <w:r>
+              <w:rPr>
+                <w:rFonts w:ascii="Arial" w:hAnsi="Arial" w:eastAsia="Arial" w:cs="Arial"/>
+                <w:b/>
+                <w:i w:val="0"/>
+                <w:sz w:val="24"/>
+                <w:u w:val="none"/>
+              </w:rPr>
+              <w:t xml:space="preserve">Resources: </w:t>
+            </w:r>
+            <w:r>
+              <w:rPr>
+                <w:rFonts w:ascii="Arial" w:hAnsi="Arial" w:eastAsia="Arial" w:cs="Arial"/>
+                <w:b w:val="0"/>
+                <w:i w:val="0"/>
+                <w:sz w:val="24"/>
+                <w:u w:val="none"/>
+              </w:rPr>
+              <w:t>Pen, pencil, technology notebook, student's computer, email and password</w:t>
             </w:r>
           </w:p>
         </w:tc>
@@ -563,10 +1639,31 @@
               <w:bottom w:val="single" w:sz="4" w:space="0" w:color="auto"/>
               <w:right w:val="single" w:sz="4" w:space="0" w:color="auto"/>
             </w:tcBorders>
+            <w:vAlign w:val="top"/>
           </w:tcPr>
           <w:p>
-            <w:r>
-              <w:t>Resources: Pen, pencil, technology notebook, student's email and password, mBot kits, mBlock software, USB cables or Bluetooth connection, charged batteries, checklist or worksheet, maze materials, floor tape or markers, projector.</w:t>
+            <w:pPr>
+              <w:spacing w:line="360" w:lineRule="auto" w:before="0" w:after="0"/>
+            </w:pPr>
+            <w:r>
+              <w:rPr>
+                <w:rFonts w:ascii="Arial" w:hAnsi="Arial" w:eastAsia="Arial" w:cs="Arial"/>
+                <w:b/>
+                <w:i w:val="0"/>
+                <w:sz w:val="24"/>
+                <w:u w:val="none"/>
+              </w:rPr>
+              <w:t xml:space="preserve">Resources: </w:t>
+            </w:r>
+            <w:r>
+              <w:rPr>
+                <w:rFonts w:ascii="Arial" w:hAnsi="Arial" w:eastAsia="Arial" w:cs="Arial"/>
+                <w:b w:val="0"/>
+                <w:i w:val="0"/>
+                <w:sz w:val="24"/>
+                <w:u w:val="none"/>
+              </w:rPr>
+              <w:t>Pen, pencil, technology notebook, student's computer, email and password</w:t>
             </w:r>
           </w:p>
         </w:tc>
@@ -582,9 +1679,21 @@
               <w:right w:val="single" w:sz="4" w:space="0" w:color="auto"/>
             </w:tcBorders>
             <w:shd w:val="clear" w:color="auto" w:fill="A8D08D"/>
+            <w:vAlign w:val="center"/>
           </w:tcPr>
           <w:p>
-            <w:r>
+            <w:pPr>
+              <w:jc w:val="center"/>
+              <w:spacing w:line="360" w:lineRule="auto" w:before="0" w:after="0"/>
+            </w:pPr>
+            <w:r>
+              <w:rPr>
+                <w:rFonts w:ascii="Arial" w:hAnsi="Arial" w:eastAsia="Arial" w:cs="Arial"/>
+                <w:b/>
+                <w:i w:val="0"/>
+                <w:sz w:val="24"/>
+                <w:u w:val="none"/>
+              </w:rPr>
               <w:t>7A, 7B day – 45min – March - Week 3</w:t>
             </w:r>
           </w:p>
@@ -599,9 +1708,21 @@
               <w:right w:val="single" w:sz="4" w:space="0" w:color="auto"/>
             </w:tcBorders>
             <w:shd w:val="clear" w:color="auto" w:fill="A8D08D"/>
+            <w:vAlign w:val="center"/>
           </w:tcPr>
           <w:p>
-            <w:r>
+            <w:pPr>
+              <w:jc w:val="center"/>
+              <w:spacing w:line="360" w:lineRule="auto" w:before="0" w:after="0"/>
+            </w:pPr>
+            <w:r>
+              <w:rPr>
+                <w:rFonts w:ascii="Arial" w:hAnsi="Arial" w:eastAsia="Arial" w:cs="Arial"/>
+                <w:b/>
+                <w:i w:val="0"/>
+                <w:sz w:val="24"/>
+                <w:u w:val="none"/>
+              </w:rPr>
               <w:t>7A, 7B day – 90 min – March - Week 3</w:t>
             </w:r>
           </w:p>
@@ -617,26 +1738,209 @@
               <w:bottom w:val="single" w:sz="4" w:space="0" w:color="auto"/>
               <w:right w:val="single" w:sz="4" w:space="0" w:color="auto"/>
             </w:tcBorders>
+            <w:vAlign w:val="top"/>
           </w:tcPr>
           <w:p>
-            <w:r>
-              <w:t>Topic:</w:t>
-              <w:br/>
+            <w:pPr>
+              <w:spacing w:line="360" w:lineRule="auto" w:before="0" w:after="0"/>
+            </w:pPr>
+            <w:r>
+              <w:rPr>
+                <w:rFonts w:ascii="Arial" w:hAnsi="Arial" w:eastAsia="Arial" w:cs="Arial"/>
+                <w:b/>
+                <w:i w:val="0"/>
+                <w:sz w:val="24"/>
+                <w:u w:val="none"/>
+              </w:rPr>
+              <w:t xml:space="preserve">Topic: </w:t>
+            </w:r>
+            <w:r>
+              <w:rPr>
+                <w:rFonts w:ascii="Arial" w:hAnsi="Arial" w:eastAsia="Arial" w:cs="Arial"/>
+                <w:b w:val="0"/>
+                <w:i w:val="0"/>
+                <w:sz w:val="24"/>
+                <w:u w:val="none"/>
+              </w:rPr>
               <w:t>Connecting mBlock commands to robot actions</w:t>
-              <w:br/>
-              <w:br/>
-              <w:t>Pre-activities</w:t>
-              <w:br/>
-              <w:t>Write a human-robot instruction sequence for walking forward, turning, and stopping. Compare the instructions with block commands in mBlock.</w:t>
-              <w:br/>
-              <w:br/>
-              <w:t>While activities</w:t>
-              <w:br/>
-              <w:t>Connect the mBot to the computer. Program the robot to move forward, stop, move backward, and stop. Test each command once and record what the robot does. Practice identifying the main mBlock workspace areas before the graded interface check.</w:t>
-              <w:br/>
-              <w:br/>
-              <w:t>Post activities</w:t>
-              <w:br/>
+            </w:r>
+          </w:p>
+          <w:p>
+            <w:pPr>
+              <w:spacing w:line="360" w:lineRule="auto" w:before="0" w:after="0"/>
+            </w:pPr>
+            <w:r>
+              <w:rPr>
+                <w:rFonts w:ascii="Arial" w:hAnsi="Arial" w:eastAsia="Arial" w:cs="Arial"/>
+                <w:i w:val="0"/>
+                <w:sz w:val="24"/>
+                <w:u w:val="none"/>
+                <w:b/>
+              </w:rPr>
+              <w:t>Class Objective:</w:t>
+            </w:r>
+          </w:p>
+          <w:p>
+            <w:pPr>
+              <w:spacing w:line="360" w:lineRule="auto" w:before="0" w:after="0"/>
+            </w:pPr>
+            <w:r>
+              <w:rPr>
+                <w:rFonts w:ascii="Arial" w:hAnsi="Arial" w:eastAsia="Arial" w:cs="Arial"/>
+                <w:i w:val="0"/>
+                <w:sz w:val="24"/>
+                <w:u w:val="none"/>
+              </w:rPr>
+              <w:t>Connect mBlock movement commands to robot actions and record what each command does.</w:t>
+            </w:r>
+          </w:p>
+          <w:p>
+            <w:pPr>
+              <w:spacing w:line="360" w:lineRule="auto" w:before="0" w:after="0"/>
+            </w:pPr>
+            <w:r>
+              <w:rPr>
+                <w:rFonts w:ascii="Arial" w:hAnsi="Arial" w:eastAsia="Arial" w:cs="Arial"/>
+                <w:b/>
+                <w:i w:val="0"/>
+                <w:sz w:val="24"/>
+                <w:u w:val="none"/>
+              </w:rPr>
+              <w:t>Pre-activities:</w:t>
+            </w:r>
+          </w:p>
+          <w:p>
+            <w:pPr>
+              <w:spacing w:line="360" w:lineRule="auto" w:before="0" w:after="0"/>
+            </w:pPr>
+            <w:r>
+              <w:rPr>
+                <w:rFonts w:ascii="Arial" w:hAnsi="Arial" w:eastAsia="Arial" w:cs="Arial"/>
+                <w:b w:val="0"/>
+                <w:i w:val="0"/>
+                <w:sz w:val="24"/>
+                <w:u w:val="none"/>
+              </w:rPr>
+              <w:t>Write a human-robot instruction sequence for walking forward, turning, and stopping.</w:t>
+            </w:r>
+          </w:p>
+          <w:p>
+            <w:pPr>
+              <w:spacing w:line="360" w:lineRule="auto" w:before="0" w:after="0"/>
+            </w:pPr>
+            <w:r>
+              <w:rPr>
+                <w:rFonts w:ascii="Arial" w:hAnsi="Arial" w:eastAsia="Arial" w:cs="Arial"/>
+                <w:b w:val="0"/>
+                <w:i w:val="0"/>
+                <w:sz w:val="24"/>
+                <w:u w:val="none"/>
+              </w:rPr>
+              <w:t>Compare the instructions with block commands in mBlock.</w:t>
+            </w:r>
+          </w:p>
+          <w:p>
+            <w:pPr>
+              <w:spacing w:line="360" w:lineRule="auto" w:before="0" w:after="0"/>
+            </w:pPr>
+            <w:r>
+              <w:rPr>
+                <w:rFonts w:ascii="Arial" w:hAnsi="Arial" w:eastAsia="Arial" w:cs="Arial"/>
+                <w:b/>
+                <w:i w:val="0"/>
+                <w:sz w:val="24"/>
+                <w:u w:val="none"/>
+              </w:rPr>
+              <w:t>While activities:</w:t>
+            </w:r>
+          </w:p>
+          <w:p>
+            <w:pPr>
+              <w:spacing w:line="360" w:lineRule="auto" w:before="0" w:after="0"/>
+            </w:pPr>
+            <w:r>
+              <w:rPr>
+                <w:rFonts w:ascii="Arial" w:hAnsi="Arial" w:eastAsia="Arial" w:cs="Arial"/>
+                <w:b w:val="0"/>
+                <w:i w:val="0"/>
+                <w:sz w:val="24"/>
+                <w:u w:val="none"/>
+              </w:rPr>
+              <w:t>Connect the mBot to the computer.</w:t>
+            </w:r>
+          </w:p>
+          <w:p>
+            <w:pPr>
+              <w:spacing w:line="360" w:lineRule="auto" w:before="0" w:after="0"/>
+            </w:pPr>
+            <w:r>
+              <w:rPr>
+                <w:rFonts w:ascii="Arial" w:hAnsi="Arial" w:eastAsia="Arial" w:cs="Arial"/>
+                <w:b w:val="0"/>
+                <w:i w:val="0"/>
+                <w:sz w:val="24"/>
+                <w:u w:val="none"/>
+              </w:rPr>
+              <w:t>Program the robot to move forward, stop, move backward, and stop.</w:t>
+            </w:r>
+          </w:p>
+          <w:p>
+            <w:pPr>
+              <w:spacing w:line="360" w:lineRule="auto" w:before="0" w:after="0"/>
+            </w:pPr>
+            <w:r>
+              <w:rPr>
+                <w:rFonts w:ascii="Arial" w:hAnsi="Arial" w:eastAsia="Arial" w:cs="Arial"/>
+                <w:b w:val="0"/>
+                <w:i w:val="0"/>
+                <w:sz w:val="24"/>
+                <w:u w:val="none"/>
+              </w:rPr>
+              <w:t>Test each command once and record what the robot does.</w:t>
+            </w:r>
+          </w:p>
+          <w:p>
+            <w:pPr>
+              <w:spacing w:line="360" w:lineRule="auto" w:before="0" w:after="0"/>
+            </w:pPr>
+            <w:r>
+              <w:rPr>
+                <w:rFonts w:ascii="Arial" w:hAnsi="Arial" w:eastAsia="Arial" w:cs="Arial"/>
+                <w:b w:val="0"/>
+                <w:i w:val="0"/>
+                <w:sz w:val="24"/>
+                <w:u w:val="none"/>
+              </w:rPr>
+              <w:t>Practice identifying the main mBlock workspace areas before the graded interface check.</w:t>
+            </w:r>
+          </w:p>
+          <w:p>
+            <w:pPr>
+              <w:spacing w:line="360" w:lineRule="auto" w:before="0" w:after="0"/>
+            </w:pPr>
+            <w:r>
+              <w:rPr>
+                <w:rFonts w:ascii="Arial" w:hAnsi="Arial" w:eastAsia="Arial" w:cs="Arial"/>
+                <w:b/>
+                <w:i w:val="0"/>
+                <w:sz w:val="24"/>
+                <w:u w:val="none"/>
+              </w:rPr>
+              <w:t>Post activities:</w:t>
+            </w:r>
+          </w:p>
+          <w:p>
+            <w:pPr>
+              <w:spacing w:line="360" w:lineRule="auto" w:before="0" w:after="0"/>
+            </w:pPr>
+            <w:r>
+              <w:rPr>
+                <w:rFonts w:ascii="Arial" w:hAnsi="Arial" w:eastAsia="Arial" w:cs="Arial"/>
+                <w:b w:val="0"/>
+                <w:i w:val="0"/>
+                <w:sz w:val="24"/>
+                <w:u w:val="none"/>
+              </w:rPr>
               <w:t>Record one command that worked and one command that needed adjustment.</w:t>
             </w:r>
           </w:p>
@@ -650,43 +1954,286 @@
               <w:bottom w:val="single" w:sz="4" w:space="0" w:color="auto"/>
               <w:right w:val="single" w:sz="4" w:space="0" w:color="auto"/>
             </w:tcBorders>
+            <w:vAlign w:val="top"/>
           </w:tcPr>
           <w:p>
-            <w:r>
-              <w:t>Topic:</w:t>
-              <w:br/>
+            <w:pPr>
+              <w:spacing w:line="360" w:lineRule="auto" w:before="0" w:after="0"/>
+            </w:pPr>
+            <w:r>
+              <w:rPr>
+                <w:rFonts w:ascii="Arial" w:hAnsi="Arial" w:eastAsia="Arial" w:cs="Arial"/>
+                <w:b/>
+                <w:i w:val="0"/>
+                <w:sz w:val="24"/>
+                <w:u w:val="none"/>
+              </w:rPr>
+              <w:t xml:space="preserve">Topic: </w:t>
+            </w:r>
+            <w:r>
+              <w:rPr>
+                <w:rFonts w:ascii="Arial" w:hAnsi="Arial" w:eastAsia="Arial" w:cs="Arial"/>
+                <w:b w:val="0"/>
+                <w:i w:val="0"/>
+                <w:sz w:val="24"/>
+                <w:u w:val="none"/>
+              </w:rPr>
               <w:t>First movement program</w:t>
-              <w:br/>
-              <w:br/>
-              <w:t>Pre-activities</w:t>
-              <w:br/>
-              <w:t>Predict the blocks needed to make the mBot move in a simple pattern.</w:t>
-              <w:br/>
-              <w:t>Review Week 3 practice vocabulary.</w:t>
-              <w:br/>
+            </w:r>
+          </w:p>
+          <w:p>
+            <w:pPr>
+              <w:spacing w:line="360" w:lineRule="auto" w:before="0" w:after="0"/>
+            </w:pPr>
+            <w:r>
+              <w:rPr>
+                <w:rFonts w:ascii="Arial" w:hAnsi="Arial" w:eastAsia="Arial" w:cs="Arial"/>
+                <w:i w:val="0"/>
+                <w:sz w:val="24"/>
+                <w:u w:val="none"/>
+                <w:b/>
+              </w:rPr>
+              <w:t>Class Objective:</w:t>
+            </w:r>
+          </w:p>
+          <w:p>
+            <w:pPr>
+              <w:spacing w:line="360" w:lineRule="auto" w:before="0" w:after="0"/>
+            </w:pPr>
+            <w:r>
+              <w:rPr>
+                <w:rFonts w:ascii="Arial" w:hAnsi="Arial" w:eastAsia="Arial" w:cs="Arial"/>
+                <w:i w:val="0"/>
+                <w:sz w:val="24"/>
+                <w:u w:val="none"/>
+              </w:rPr>
+              <w:t>Program an mBot movement pattern, test it twice, and adjust one speed or time value.</w:t>
+            </w:r>
+          </w:p>
+          <w:p>
+            <w:pPr>
+              <w:spacing w:line="360" w:lineRule="auto" w:before="0" w:after="0"/>
+            </w:pPr>
+            <w:r>
+              <w:rPr>
+                <w:rFonts w:ascii="Arial" w:hAnsi="Arial" w:eastAsia="Arial" w:cs="Arial"/>
+                <w:b/>
+                <w:i w:val="0"/>
+                <w:sz w:val="24"/>
+                <w:u w:val="none"/>
+              </w:rPr>
+              <w:t>Pre-activities:</w:t>
+            </w:r>
+          </w:p>
+          <w:p>
+            <w:pPr>
+              <w:spacing w:line="360" w:lineRule="auto" w:before="0" w:after="0"/>
+            </w:pPr>
+            <w:r>
+              <w:rPr>
+                <w:rFonts w:ascii="Arial" w:hAnsi="Arial" w:eastAsia="Arial" w:cs="Arial"/>
+                <w:b w:val="0"/>
+                <w:i w:val="0"/>
+                <w:sz w:val="24"/>
+                <w:u w:val="none"/>
+              </w:rPr>
+              <w:t>Predict the blocks needed to make the mBot move in a simple pattern. Review Week 3 practice vocabulary.</w:t>
+            </w:r>
+          </w:p>
+          <w:p>
+            <w:pPr>
+              <w:spacing w:line="360" w:lineRule="auto" w:before="0" w:after="0"/>
+            </w:pPr>
+            <w:r>
+              <w:rPr>
+                <w:rFonts w:ascii="Arial" w:hAnsi="Arial" w:eastAsia="Arial" w:cs="Arial"/>
+                <w:b w:val="0"/>
+                <w:i w:val="0"/>
+                <w:sz w:val="24"/>
+                <w:u w:val="none"/>
+              </w:rPr>
               <w:t>movement: A change in position</w:t>
-              <w:br/>
+            </w:r>
+          </w:p>
+          <w:p>
+            <w:pPr>
+              <w:spacing w:line="360" w:lineRule="auto" w:before="0" w:after="0"/>
+            </w:pPr>
+            <w:r>
+              <w:rPr>
+                <w:rFonts w:ascii="Arial" w:hAnsi="Arial" w:eastAsia="Arial" w:cs="Arial"/>
+                <w:b w:val="0"/>
+                <w:i w:val="0"/>
+                <w:sz w:val="24"/>
+                <w:u w:val="none"/>
+              </w:rPr>
               <w:t>forward: Moving toward the front</w:t>
-              <w:br/>
+            </w:r>
+          </w:p>
+          <w:p>
+            <w:pPr>
+              <w:spacing w:line="360" w:lineRule="auto" w:before="0" w:after="0"/>
+            </w:pPr>
+            <w:r>
+              <w:rPr>
+                <w:rFonts w:ascii="Arial" w:hAnsi="Arial" w:eastAsia="Arial" w:cs="Arial"/>
+                <w:b w:val="0"/>
+                <w:i w:val="0"/>
+                <w:sz w:val="24"/>
+                <w:u w:val="none"/>
+              </w:rPr>
               <w:t>backward: Moving toward the back</w:t>
-              <w:br/>
+            </w:r>
+          </w:p>
+          <w:p>
+            <w:pPr>
+              <w:spacing w:line="360" w:lineRule="auto" w:before="0" w:after="0"/>
+            </w:pPr>
+            <w:r>
+              <w:rPr>
+                <w:rFonts w:ascii="Arial" w:hAnsi="Arial" w:eastAsia="Arial" w:cs="Arial"/>
+                <w:b w:val="0"/>
+                <w:i w:val="0"/>
+                <w:sz w:val="24"/>
+                <w:u w:val="none"/>
+              </w:rPr>
               <w:t>turn: To change direction</w:t>
-              <w:br/>
+            </w:r>
+          </w:p>
+          <w:p>
+            <w:pPr>
+              <w:spacing w:line="360" w:lineRule="auto" w:before="0" w:after="0"/>
+            </w:pPr>
+            <w:r>
+              <w:rPr>
+                <w:rFonts w:ascii="Arial" w:hAnsi="Arial" w:eastAsia="Arial" w:cs="Arial"/>
+                <w:b w:val="0"/>
+                <w:i w:val="0"/>
+                <w:sz w:val="24"/>
+                <w:u w:val="none"/>
+              </w:rPr>
               <w:t>speed: How fast something moves</w:t>
-              <w:br/>
+            </w:r>
+          </w:p>
+          <w:p>
+            <w:pPr>
+              <w:spacing w:line="360" w:lineRule="auto" w:before="0" w:after="0"/>
+            </w:pPr>
+            <w:r>
+              <w:rPr>
+                <w:rFonts w:ascii="Arial" w:hAnsi="Arial" w:eastAsia="Arial" w:cs="Arial"/>
+                <w:b w:val="0"/>
+                <w:i w:val="0"/>
+                <w:sz w:val="24"/>
+                <w:u w:val="none"/>
+              </w:rPr>
               <w:t>time: How long something happens</w:t>
-              <w:br/>
+            </w:r>
+          </w:p>
+          <w:p>
+            <w:pPr>
+              <w:spacing w:line="360" w:lineRule="auto" w:before="0" w:after="0"/>
+            </w:pPr>
+            <w:r>
+              <w:rPr>
+                <w:rFonts w:ascii="Arial" w:hAnsi="Arial" w:eastAsia="Arial" w:cs="Arial"/>
+                <w:b w:val="0"/>
+                <w:i w:val="0"/>
+                <w:sz w:val="24"/>
+                <w:u w:val="none"/>
+              </w:rPr>
               <w:t>stop: To end movement or action</w:t>
-              <w:br/>
-              <w:br/>
-              <w:t>While activities</w:t>
-              <w:br/>
-              <w:t>Complete Daily Grade #3: Label a screenshot of the mBlock interface with at least 6 areas and write one sentence explaining how blocks become robot instructions. Then program the mBot to move in a small square or triangle path, test the path twice, and change one speed or time value.</w:t>
-              <w:br/>
-              <w:br/>
-              <w:t>Post activities</w:t>
-              <w:br/>
-              <w:t>Demonstrate one movement to another group. Explain how one code value changed the robot behavior.</w:t>
+            </w:r>
+          </w:p>
+          <w:p>
+            <w:pPr>
+              <w:spacing w:line="360" w:lineRule="auto" w:before="0" w:after="0"/>
+            </w:pPr>
+            <w:r>
+              <w:rPr>
+                <w:rFonts w:ascii="Arial" w:hAnsi="Arial" w:eastAsia="Arial" w:cs="Arial"/>
+                <w:b/>
+                <w:i w:val="0"/>
+                <w:sz w:val="24"/>
+                <w:u w:val="none"/>
+              </w:rPr>
+              <w:t>While activities:</w:t>
+            </w:r>
+          </w:p>
+          <w:p>
+            <w:pPr>
+              <w:spacing w:line="360" w:lineRule="auto" w:before="0" w:after="0"/>
+            </w:pPr>
+            <w:r>
+              <w:rPr>
+                <w:rFonts w:ascii="Arial" w:hAnsi="Arial" w:eastAsia="Arial" w:cs="Arial"/>
+                <w:b w:val="0"/>
+                <w:i w:val="0"/>
+                <w:sz w:val="24"/>
+                <w:highlight w:val="yellow"/>
+                <w:u w:val="none"/>
+              </w:rPr>
+              <w:t>Complete Daily Grade #3: Label a screenshot of the mBlock interface with at least 6 areas and write one sentence explaining how blocks become robot instructions.</w:t>
+            </w:r>
+          </w:p>
+          <w:p>
+            <w:pPr>
+              <w:spacing w:line="360" w:lineRule="auto" w:before="0" w:after="0"/>
+            </w:pPr>
+            <w:r>
+              <w:rPr>
+                <w:rFonts w:ascii="Arial" w:hAnsi="Arial" w:eastAsia="Arial" w:cs="Arial"/>
+                <w:b w:val="0"/>
+                <w:i w:val="0"/>
+                <w:sz w:val="24"/>
+                <w:u w:val="none"/>
+              </w:rPr>
+              <w:t>Then program the mBot to move in a small square or triangle path, test the path twice, and change one speed or time value.</w:t>
+            </w:r>
+          </w:p>
+          <w:p>
+            <w:pPr>
+              <w:spacing w:line="360" w:lineRule="auto" w:before="0" w:after="0"/>
+            </w:pPr>
+            <w:r>
+              <w:rPr>
+                <w:rFonts w:ascii="Arial" w:hAnsi="Arial" w:eastAsia="Arial" w:cs="Arial"/>
+                <w:b/>
+                <w:i w:val="0"/>
+                <w:sz w:val="24"/>
+                <w:u w:val="none"/>
+              </w:rPr>
+              <w:t>Post activities:</w:t>
+            </w:r>
+          </w:p>
+          <w:p>
+            <w:pPr>
+              <w:spacing w:line="360" w:lineRule="auto" w:before="0" w:after="0"/>
+            </w:pPr>
+            <w:r>
+              <w:rPr>
+                <w:rFonts w:ascii="Arial" w:hAnsi="Arial" w:eastAsia="Arial" w:cs="Arial"/>
+                <w:b w:val="0"/>
+                <w:i w:val="0"/>
+                <w:sz w:val="24"/>
+                <w:u w:val="none"/>
+              </w:rPr>
+              <w:t>Demonstrate one movement to another group.</w:t>
+            </w:r>
+          </w:p>
+          <w:p>
+            <w:pPr>
+              <w:spacing w:line="360" w:lineRule="auto" w:before="0" w:after="0"/>
+            </w:pPr>
+            <w:r>
+              <w:rPr>
+                <w:rFonts w:ascii="Arial" w:hAnsi="Arial" w:eastAsia="Arial" w:cs="Arial"/>
+                <w:b w:val="0"/>
+                <w:i w:val="0"/>
+                <w:sz w:val="24"/>
+                <w:u w:val="none"/>
+              </w:rPr>
+              <w:t>Explain how one code value changed the robot behavior.</w:t>
             </w:r>
           </w:p>
         </w:tc>
@@ -704,10 +2251,31 @@
               <w:bottom w:val="single" w:sz="4" w:space="0" w:color="auto"/>
               <w:right w:val="single" w:sz="4" w:space="0" w:color="auto"/>
             </w:tcBorders>
+            <w:vAlign w:val="top"/>
           </w:tcPr>
           <w:p>
-            <w:r>
-              <w:t>Resources: Pen, pencil, technology notebook, student's email and password, mBot kits, mBlock software, USB cables or Bluetooth connection, charged batteries, checklist or worksheet, maze materials, floor tape or markers, projector.</w:t>
+            <w:pPr>
+              <w:spacing w:line="360" w:lineRule="auto" w:before="0" w:after="0"/>
+            </w:pPr>
+            <w:r>
+              <w:rPr>
+                <w:rFonts w:ascii="Arial" w:hAnsi="Arial" w:eastAsia="Arial" w:cs="Arial"/>
+                <w:b/>
+                <w:i w:val="0"/>
+                <w:sz w:val="24"/>
+                <w:u w:val="none"/>
+              </w:rPr>
+              <w:t xml:space="preserve">Resources: </w:t>
+            </w:r>
+            <w:r>
+              <w:rPr>
+                <w:rFonts w:ascii="Arial" w:hAnsi="Arial" w:eastAsia="Arial" w:cs="Arial"/>
+                <w:b w:val="0"/>
+                <w:i w:val="0"/>
+                <w:sz w:val="24"/>
+                <w:u w:val="none"/>
+              </w:rPr>
+              <w:t>Pen, pencil, technology notebook, student's computer, email and password</w:t>
             </w:r>
           </w:p>
         </w:tc>
@@ -720,10 +2288,31 @@
               <w:bottom w:val="single" w:sz="4" w:space="0" w:color="auto"/>
               <w:right w:val="single" w:sz="4" w:space="0" w:color="auto"/>
             </w:tcBorders>
+            <w:vAlign w:val="top"/>
           </w:tcPr>
           <w:p>
-            <w:r>
-              <w:t>Resources: Pen, pencil, technology notebook, student's email and password, mBot kits, mBlock software, USB cables or Bluetooth connection, charged batteries, checklist or worksheet, maze materials, floor tape or markers, projector.</w:t>
+            <w:pPr>
+              <w:spacing w:line="360" w:lineRule="auto" w:before="0" w:after="0"/>
+            </w:pPr>
+            <w:r>
+              <w:rPr>
+                <w:rFonts w:ascii="Arial" w:hAnsi="Arial" w:eastAsia="Arial" w:cs="Arial"/>
+                <w:b/>
+                <w:i w:val="0"/>
+                <w:sz w:val="24"/>
+                <w:u w:val="none"/>
+              </w:rPr>
+              <w:t xml:space="preserve">Resources: </w:t>
+            </w:r>
+            <w:r>
+              <w:rPr>
+                <w:rFonts w:ascii="Arial" w:hAnsi="Arial" w:eastAsia="Arial" w:cs="Arial"/>
+                <w:b w:val="0"/>
+                <w:i w:val="0"/>
+                <w:sz w:val="24"/>
+                <w:u w:val="none"/>
+              </w:rPr>
+              <w:t>Pen, pencil, technology notebook, student's computer, email and password</w:t>
             </w:r>
           </w:p>
         </w:tc>
@@ -739,9 +2328,21 @@
               <w:right w:val="single" w:sz="4" w:space="0" w:color="auto"/>
             </w:tcBorders>
             <w:shd w:val="clear" w:color="auto" w:fill="A8D08D"/>
+            <w:vAlign w:val="center"/>
           </w:tcPr>
           <w:p>
-            <w:r>
+            <w:pPr>
+              <w:jc w:val="center"/>
+              <w:spacing w:line="360" w:lineRule="auto" w:before="0" w:after="0"/>
+            </w:pPr>
+            <w:r>
+              <w:rPr>
+                <w:rFonts w:ascii="Arial" w:hAnsi="Arial" w:eastAsia="Arial" w:cs="Arial"/>
+                <w:b/>
+                <w:i w:val="0"/>
+                <w:sz w:val="24"/>
+                <w:u w:val="none"/>
+              </w:rPr>
               <w:t>7A, 7B day – 45min – March - Week 4</w:t>
             </w:r>
           </w:p>
@@ -756,9 +2357,21 @@
               <w:right w:val="single" w:sz="4" w:space="0" w:color="auto"/>
             </w:tcBorders>
             <w:shd w:val="clear" w:color="auto" w:fill="A8D08D"/>
+            <w:vAlign w:val="center"/>
           </w:tcPr>
           <w:p>
-            <w:r>
+            <w:pPr>
+              <w:jc w:val="center"/>
+              <w:spacing w:line="360" w:lineRule="auto" w:before="0" w:after="0"/>
+            </w:pPr>
+            <w:r>
+              <w:rPr>
+                <w:rFonts w:ascii="Arial" w:hAnsi="Arial" w:eastAsia="Arial" w:cs="Arial"/>
+                <w:b/>
+                <w:i w:val="0"/>
+                <w:sz w:val="24"/>
+                <w:u w:val="none"/>
+              </w:rPr>
               <w:t>7A, 7B day – 90 min – March - Week 4</w:t>
             </w:r>
           </w:p>
@@ -774,41 +2387,270 @@
               <w:bottom w:val="single" w:sz="4" w:space="0" w:color="auto"/>
               <w:right w:val="single" w:sz="4" w:space="0" w:color="auto"/>
             </w:tcBorders>
+            <w:vAlign w:val="top"/>
           </w:tcPr>
           <w:p>
-            <w:r>
-              <w:t>Topic:</w:t>
-              <w:br/>
+            <w:pPr>
+              <w:spacing w:line="360" w:lineRule="auto" w:before="0" w:after="0"/>
+            </w:pPr>
+            <w:r>
+              <w:rPr>
+                <w:rFonts w:ascii="Arial" w:hAnsi="Arial" w:eastAsia="Arial" w:cs="Arial"/>
+                <w:b/>
+                <w:i w:val="0"/>
+                <w:sz w:val="24"/>
+                <w:u w:val="none"/>
+              </w:rPr>
+              <w:t xml:space="preserve">Topic: </w:t>
+            </w:r>
+            <w:r>
+              <w:rPr>
+                <w:rFonts w:ascii="Arial" w:hAnsi="Arial" w:eastAsia="Arial" w:cs="Arial"/>
+                <w:b w:val="0"/>
+                <w:i w:val="0"/>
+                <w:sz w:val="24"/>
+                <w:u w:val="none"/>
+              </w:rPr>
               <w:t>Robots as systems</w:t>
-              <w:br/>
-              <w:br/>
-              <w:t>Pre-activities</w:t>
-              <w:br/>
-              <w:t>Sort examples into hardware, software, input, process, and output.</w:t>
-              <w:br/>
-              <w:t>Review Week 4 practice vocabulary.</w:t>
-              <w:br/>
+            </w:r>
+          </w:p>
+          <w:p>
+            <w:pPr>
+              <w:spacing w:line="360" w:lineRule="auto" w:before="0" w:after="0"/>
+            </w:pPr>
+            <w:r>
+              <w:rPr>
+                <w:rFonts w:ascii="Arial" w:hAnsi="Arial" w:eastAsia="Arial" w:cs="Arial"/>
+                <w:i w:val="0"/>
+                <w:sz w:val="24"/>
+                <w:u w:val="none"/>
+                <w:b/>
+              </w:rPr>
+              <w:t>Class Objective:</w:t>
+            </w:r>
+          </w:p>
+          <w:p>
+            <w:pPr>
+              <w:spacing w:line="360" w:lineRule="auto" w:before="0" w:after="0"/>
+            </w:pPr>
+            <w:r>
+              <w:rPr>
+                <w:rFonts w:ascii="Arial" w:hAnsi="Arial" w:eastAsia="Arial" w:cs="Arial"/>
+                <w:i w:val="0"/>
+                <w:sz w:val="24"/>
+                <w:u w:val="none"/>
+              </w:rPr>
+              <w:t>Create a system map showing how mBot inputs, processes, outputs, and program steps work together.</w:t>
+            </w:r>
+          </w:p>
+          <w:p>
+            <w:pPr>
+              <w:spacing w:line="360" w:lineRule="auto" w:before="0" w:after="0"/>
+            </w:pPr>
+            <w:r>
+              <w:rPr>
+                <w:rFonts w:ascii="Arial" w:hAnsi="Arial" w:eastAsia="Arial" w:cs="Arial"/>
+                <w:b/>
+                <w:i w:val="0"/>
+                <w:sz w:val="24"/>
+                <w:u w:val="none"/>
+              </w:rPr>
+              <w:t>Pre-activities:</w:t>
+            </w:r>
+          </w:p>
+          <w:p>
+            <w:pPr>
+              <w:spacing w:line="360" w:lineRule="auto" w:before="0" w:after="0"/>
+            </w:pPr>
+            <w:r>
+              <w:rPr>
+                <w:rFonts w:ascii="Arial" w:hAnsi="Arial" w:eastAsia="Arial" w:cs="Arial"/>
+                <w:b w:val="0"/>
+                <w:i w:val="0"/>
+                <w:sz w:val="24"/>
+                <w:u w:val="none"/>
+              </w:rPr>
+              <w:t>Sort examples into hardware, software, input, process, and output. Review Week 4 practice vocabulary.</w:t>
+            </w:r>
+          </w:p>
+          <w:p>
+            <w:pPr>
+              <w:spacing w:line="360" w:lineRule="auto" w:before="0" w:after="0"/>
+            </w:pPr>
+            <w:r>
+              <w:rPr>
+                <w:rFonts w:ascii="Arial" w:hAnsi="Arial" w:eastAsia="Arial" w:cs="Arial"/>
+                <w:b w:val="0"/>
+                <w:i w:val="0"/>
+                <w:sz w:val="24"/>
+                <w:u w:val="none"/>
+              </w:rPr>
               <w:t>system: Parts that work together</w:t>
-              <w:br/>
+            </w:r>
+          </w:p>
+          <w:p>
+            <w:pPr>
+              <w:spacing w:line="360" w:lineRule="auto" w:before="0" w:after="0"/>
+            </w:pPr>
+            <w:r>
+              <w:rPr>
+                <w:rFonts w:ascii="Arial" w:hAnsi="Arial" w:eastAsia="Arial" w:cs="Arial"/>
+                <w:b w:val="0"/>
+                <w:i w:val="0"/>
+                <w:sz w:val="24"/>
+                <w:u w:val="none"/>
+              </w:rPr>
               <w:t>input: Information that goes into a system or program</w:t>
-              <w:br/>
+            </w:r>
+          </w:p>
+          <w:p>
+            <w:pPr>
+              <w:spacing w:line="360" w:lineRule="auto" w:before="0" w:after="0"/>
+            </w:pPr>
+            <w:r>
+              <w:rPr>
+                <w:rFonts w:ascii="Arial" w:hAnsi="Arial" w:eastAsia="Arial" w:cs="Arial"/>
+                <w:b w:val="0"/>
+                <w:i w:val="0"/>
+                <w:sz w:val="24"/>
+                <w:u w:val="none"/>
+              </w:rPr>
               <w:t>process: The steps a system or program uses</w:t>
-              <w:br/>
+            </w:r>
+          </w:p>
+          <w:p>
+            <w:pPr>
+              <w:spacing w:line="360" w:lineRule="auto" w:before="0" w:after="0"/>
+            </w:pPr>
+            <w:r>
+              <w:rPr>
+                <w:rFonts w:ascii="Arial" w:hAnsi="Arial" w:eastAsia="Arial" w:cs="Arial"/>
+                <w:b w:val="0"/>
+                <w:i w:val="0"/>
+                <w:sz w:val="24"/>
+                <w:u w:val="none"/>
+              </w:rPr>
               <w:t>output: What a system or program produces</w:t>
-              <w:br/>
+            </w:r>
+          </w:p>
+          <w:p>
+            <w:pPr>
+              <w:spacing w:line="360" w:lineRule="auto" w:before="0" w:after="0"/>
+            </w:pPr>
+            <w:r>
+              <w:rPr>
+                <w:rFonts w:ascii="Arial" w:hAnsi="Arial" w:eastAsia="Arial" w:cs="Arial"/>
+                <w:b w:val="0"/>
+                <w:i w:val="0"/>
+                <w:sz w:val="24"/>
+                <w:u w:val="none"/>
+              </w:rPr>
               <w:t>sequence: Steps in the correct order</w:t>
-              <w:br/>
+            </w:r>
+          </w:p>
+          <w:p>
+            <w:pPr>
+              <w:spacing w:line="360" w:lineRule="auto" w:before="0" w:after="0"/>
+            </w:pPr>
+            <w:r>
+              <w:rPr>
+                <w:rFonts w:ascii="Arial" w:hAnsi="Arial" w:eastAsia="Arial" w:cs="Arial"/>
+                <w:b w:val="0"/>
+                <w:i w:val="0"/>
+                <w:sz w:val="24"/>
+                <w:u w:val="none"/>
+              </w:rPr>
               <w:t>debug: To find and fix a problem in code</w:t>
-              <w:br/>
-              <w:br/>
-              <w:t>While activities</w:t>
-              <w:br/>
-              <w:t>Create a simple system map showing how the mBot control board, sensors, motors, and mBlock program work together. Add arrows that show information or movement.</w:t>
-              <w:br/>
-              <w:br/>
-              <w:t>Post activities</w:t>
-              <w:br/>
-              <w:t>Share your system map with a partner. Add one correction after feedback.</w:t>
+            </w:r>
+          </w:p>
+          <w:p>
+            <w:pPr>
+              <w:spacing w:line="360" w:lineRule="auto" w:before="0" w:after="0"/>
+            </w:pPr>
+            <w:r>
+              <w:rPr>
+                <w:rFonts w:ascii="Arial" w:hAnsi="Arial" w:eastAsia="Arial" w:cs="Arial"/>
+                <w:b/>
+                <w:i w:val="0"/>
+                <w:sz w:val="24"/>
+                <w:u w:val="none"/>
+              </w:rPr>
+              <w:t>While activities:</w:t>
+            </w:r>
+          </w:p>
+          <w:p>
+            <w:pPr>
+              <w:spacing w:line="360" w:lineRule="auto" w:before="0" w:after="0"/>
+            </w:pPr>
+            <w:r>
+              <w:rPr>
+                <w:rFonts w:ascii="Arial" w:hAnsi="Arial" w:eastAsia="Arial" w:cs="Arial"/>
+                <w:b w:val="0"/>
+                <w:i w:val="0"/>
+                <w:sz w:val="24"/>
+                <w:u w:val="none"/>
+              </w:rPr>
+              <w:t>Create a simple system map showing how the mBot control board, sensors, motors, and mBlock program work together.</w:t>
+            </w:r>
+          </w:p>
+          <w:p>
+            <w:pPr>
+              <w:spacing w:line="360" w:lineRule="auto" w:before="0" w:after="0"/>
+            </w:pPr>
+            <w:r>
+              <w:rPr>
+                <w:rFonts w:ascii="Arial" w:hAnsi="Arial" w:eastAsia="Arial" w:cs="Arial"/>
+                <w:b w:val="0"/>
+                <w:i w:val="0"/>
+                <w:sz w:val="24"/>
+                <w:u w:val="none"/>
+              </w:rPr>
+              <w:t>Add arrows that show information or movement.</w:t>
+            </w:r>
+          </w:p>
+          <w:p>
+            <w:pPr>
+              <w:spacing w:line="360" w:lineRule="auto" w:before="0" w:after="0"/>
+            </w:pPr>
+            <w:r>
+              <w:rPr>
+                <w:rFonts w:ascii="Arial" w:hAnsi="Arial" w:eastAsia="Arial" w:cs="Arial"/>
+                <w:b/>
+                <w:i w:val="0"/>
+                <w:sz w:val="24"/>
+                <w:u w:val="none"/>
+              </w:rPr>
+              <w:t>Post activities:</w:t>
+            </w:r>
+          </w:p>
+          <w:p>
+            <w:pPr>
+              <w:spacing w:line="360" w:lineRule="auto" w:before="0" w:after="0"/>
+            </w:pPr>
+            <w:r>
+              <w:rPr>
+                <w:rFonts w:ascii="Arial" w:hAnsi="Arial" w:eastAsia="Arial" w:cs="Arial"/>
+                <w:b w:val="0"/>
+                <w:i w:val="0"/>
+                <w:sz w:val="24"/>
+                <w:u w:val="none"/>
+              </w:rPr>
+              <w:t>Share your system map with a partner.</w:t>
+            </w:r>
+          </w:p>
+          <w:p>
+            <w:pPr>
+              <w:spacing w:line="360" w:lineRule="auto" w:before="0" w:after="0"/>
+            </w:pPr>
+            <w:r>
+              <w:rPr>
+                <w:rFonts w:ascii="Arial" w:hAnsi="Arial" w:eastAsia="Arial" w:cs="Arial"/>
+                <w:b w:val="0"/>
+                <w:i w:val="0"/>
+                <w:sz w:val="24"/>
+                <w:u w:val="none"/>
+              </w:rPr>
+              <w:t>Add one correction after feedback.</w:t>
             </w:r>
           </w:p>
         </w:tc>
@@ -821,27 +2663,226 @@
               <w:bottom w:val="single" w:sz="4" w:space="0" w:color="auto"/>
               <w:right w:val="single" w:sz="4" w:space="0" w:color="auto"/>
             </w:tcBorders>
+            <w:vAlign w:val="top"/>
           </w:tcPr>
           <w:p>
-            <w:r>
-              <w:t>Topic:</w:t>
-              <w:br/>
+            <w:pPr>
+              <w:spacing w:line="360" w:lineRule="auto" w:before="0" w:after="0"/>
+            </w:pPr>
+            <w:r>
+              <w:rPr>
+                <w:rFonts w:ascii="Arial" w:hAnsi="Arial" w:eastAsia="Arial" w:cs="Arial"/>
+                <w:b/>
+                <w:i w:val="0"/>
+                <w:sz w:val="24"/>
+                <w:u w:val="none"/>
+              </w:rPr>
+              <w:t xml:space="preserve">Topic: </w:t>
+            </w:r>
+            <w:r>
+              <w:rPr>
+                <w:rFonts w:ascii="Arial" w:hAnsi="Arial" w:eastAsia="Arial" w:cs="Arial"/>
+                <w:b w:val="0"/>
+                <w:i w:val="0"/>
+                <w:sz w:val="24"/>
+                <w:u w:val="none"/>
+              </w:rPr>
               <w:t>Movement sequence practice</w:t>
-              <w:br/>
-              <w:br/>
-              <w:t>Pre-activities</w:t>
-              <w:br/>
-              <w:t>Arrange arrow cards to plan a route from a start point to a finish point. Predict which movement blocks will be needed.</w:t>
-              <w:br/>
-              <w:br/>
-              <w:t>While activities</w:t>
-              <w:br/>
-              <w:t>Build a movement sequence in mBlock for a taped floor route. Test the robot, debug one movement, and retest. Complete Appreciation Grade #1 for robotics safety and responsibility during setup, testing, and cleanup. Record the final sequence using arrows or block names.</w:t>
-              <w:br/>
-              <w:br/>
-              <w:t>Post activities</w:t>
-              <w:br/>
-              <w:t>Submit the final sequence. Write one debugging step that improved the route.</w:t>
+            </w:r>
+          </w:p>
+          <w:p>
+            <w:pPr>
+              <w:spacing w:line="360" w:lineRule="auto" w:before="0" w:after="0"/>
+            </w:pPr>
+            <w:r>
+              <w:rPr>
+                <w:rFonts w:ascii="Arial" w:hAnsi="Arial" w:eastAsia="Arial" w:cs="Arial"/>
+                <w:i w:val="0"/>
+                <w:sz w:val="24"/>
+                <w:u w:val="none"/>
+                <w:b/>
+              </w:rPr>
+              <w:t>Class Objective:</w:t>
+            </w:r>
+          </w:p>
+          <w:p>
+            <w:pPr>
+              <w:spacing w:line="360" w:lineRule="auto" w:before="0" w:after="0"/>
+            </w:pPr>
+            <w:r>
+              <w:rPr>
+                <w:rFonts w:ascii="Arial" w:hAnsi="Arial" w:eastAsia="Arial" w:cs="Arial"/>
+                <w:i w:val="0"/>
+                <w:sz w:val="24"/>
+                <w:u w:val="none"/>
+              </w:rPr>
+              <w:t>Build, test, debug, and record an mBot movement sequence for a taped route.</w:t>
+            </w:r>
+          </w:p>
+          <w:p>
+            <w:pPr>
+              <w:spacing w:line="360" w:lineRule="auto" w:before="0" w:after="0"/>
+            </w:pPr>
+            <w:r>
+              <w:rPr>
+                <w:rFonts w:ascii="Arial" w:hAnsi="Arial" w:eastAsia="Arial" w:cs="Arial"/>
+                <w:b/>
+                <w:i w:val="0"/>
+                <w:sz w:val="24"/>
+                <w:u w:val="none"/>
+              </w:rPr>
+              <w:t>Pre-activities:</w:t>
+            </w:r>
+          </w:p>
+          <w:p>
+            <w:pPr>
+              <w:spacing w:line="360" w:lineRule="auto" w:before="0" w:after="0"/>
+            </w:pPr>
+            <w:r>
+              <w:rPr>
+                <w:rFonts w:ascii="Arial" w:hAnsi="Arial" w:eastAsia="Arial" w:cs="Arial"/>
+                <w:b w:val="0"/>
+                <w:i w:val="0"/>
+                <w:sz w:val="24"/>
+                <w:u w:val="none"/>
+              </w:rPr>
+              <w:t>Arrange arrow cards to plan a route from a start point to a finish point.</w:t>
+            </w:r>
+          </w:p>
+          <w:p>
+            <w:pPr>
+              <w:spacing w:line="360" w:lineRule="auto" w:before="0" w:after="0"/>
+            </w:pPr>
+            <w:r>
+              <w:rPr>
+                <w:rFonts w:ascii="Arial" w:hAnsi="Arial" w:eastAsia="Arial" w:cs="Arial"/>
+                <w:b w:val="0"/>
+                <w:i w:val="0"/>
+                <w:sz w:val="24"/>
+                <w:u w:val="none"/>
+              </w:rPr>
+              <w:t>Predict which movement blocks will be needed.</w:t>
+            </w:r>
+          </w:p>
+          <w:p>
+            <w:pPr>
+              <w:spacing w:line="360" w:lineRule="auto" w:before="0" w:after="0"/>
+            </w:pPr>
+            <w:r>
+              <w:rPr>
+                <w:rFonts w:ascii="Arial" w:hAnsi="Arial" w:eastAsia="Arial" w:cs="Arial"/>
+                <w:b/>
+                <w:i w:val="0"/>
+                <w:sz w:val="24"/>
+                <w:u w:val="none"/>
+              </w:rPr>
+              <w:t>While activities:</w:t>
+            </w:r>
+          </w:p>
+          <w:p>
+            <w:pPr>
+              <w:spacing w:line="360" w:lineRule="auto" w:before="0" w:after="0"/>
+            </w:pPr>
+            <w:r>
+              <w:rPr>
+                <w:rFonts w:ascii="Arial" w:hAnsi="Arial" w:eastAsia="Arial" w:cs="Arial"/>
+                <w:b w:val="0"/>
+                <w:i w:val="0"/>
+                <w:sz w:val="24"/>
+                <w:u w:val="none"/>
+              </w:rPr>
+              <w:t>Build a movement sequence in mBlock for a taped floor route.</w:t>
+            </w:r>
+          </w:p>
+          <w:p>
+            <w:pPr>
+              <w:spacing w:line="360" w:lineRule="auto" w:before="0" w:after="0"/>
+            </w:pPr>
+            <w:r>
+              <w:rPr>
+                <w:rFonts w:ascii="Arial" w:hAnsi="Arial" w:eastAsia="Arial" w:cs="Arial"/>
+                <w:b w:val="0"/>
+                <w:i w:val="0"/>
+                <w:sz w:val="24"/>
+                <w:u w:val="none"/>
+              </w:rPr>
+              <w:t>Test the robot, debug one movement, and retest.</w:t>
+            </w:r>
+          </w:p>
+          <w:p>
+            <w:pPr>
+              <w:spacing w:line="360" w:lineRule="auto" w:before="0" w:after="0"/>
+            </w:pPr>
+            <w:r>
+              <w:rPr>
+                <w:rFonts w:ascii="Arial" w:hAnsi="Arial" w:eastAsia="Arial" w:cs="Arial"/>
+                <w:b w:val="0"/>
+                <w:i w:val="0"/>
+                <w:sz w:val="24"/>
+                <w:highlight w:val="yellow"/>
+                <w:u w:val="none"/>
+              </w:rPr>
+              <w:t>Complete Appreciation Grade #1 for robotics safety and responsibility during setup, testing, and cleanup.</w:t>
+            </w:r>
+          </w:p>
+          <w:p>
+            <w:pPr>
+              <w:spacing w:line="360" w:lineRule="auto" w:before="0" w:after="0"/>
+            </w:pPr>
+            <w:r>
+              <w:rPr>
+                <w:rFonts w:ascii="Arial" w:hAnsi="Arial" w:eastAsia="Arial" w:cs="Arial"/>
+                <w:b w:val="0"/>
+                <w:i w:val="0"/>
+                <w:sz w:val="24"/>
+                <w:u w:val="none"/>
+              </w:rPr>
+              <w:t>Record the final sequence using arrows or block names.</w:t>
+            </w:r>
+          </w:p>
+          <w:p>
+            <w:pPr>
+              <w:spacing w:line="360" w:lineRule="auto" w:before="0" w:after="0"/>
+            </w:pPr>
+            <w:r>
+              <w:rPr>
+                <w:rFonts w:ascii="Arial" w:hAnsi="Arial" w:eastAsia="Arial" w:cs="Arial"/>
+                <w:b/>
+                <w:i w:val="0"/>
+                <w:sz w:val="24"/>
+                <w:u w:val="none"/>
+              </w:rPr>
+              <w:t>Post activities:</w:t>
+            </w:r>
+          </w:p>
+          <w:p>
+            <w:pPr>
+              <w:spacing w:line="360" w:lineRule="auto" w:before="0" w:after="0"/>
+            </w:pPr>
+            <w:r>
+              <w:rPr>
+                <w:rFonts w:ascii="Arial" w:hAnsi="Arial" w:eastAsia="Arial" w:cs="Arial"/>
+                <w:b w:val="0"/>
+                <w:i w:val="0"/>
+                <w:sz w:val="24"/>
+                <w:u w:val="none"/>
+              </w:rPr>
+              <w:t>Submit the final sequence.</w:t>
+            </w:r>
+          </w:p>
+          <w:p>
+            <w:pPr>
+              <w:spacing w:line="360" w:lineRule="auto" w:before="0" w:after="0"/>
+            </w:pPr>
+            <w:r>
+              <w:rPr>
+                <w:rFonts w:ascii="Arial" w:hAnsi="Arial" w:eastAsia="Arial" w:cs="Arial"/>
+                <w:b w:val="0"/>
+                <w:i w:val="0"/>
+                <w:sz w:val="24"/>
+                <w:u w:val="none"/>
+              </w:rPr>
+              <w:t>Write one debugging step that improved the route.</w:t>
             </w:r>
           </w:p>
         </w:tc>
@@ -856,10 +2897,31 @@
               <w:bottom w:val="single" w:sz="4" w:space="0" w:color="auto"/>
               <w:right w:val="single" w:sz="4" w:space="0" w:color="auto"/>
             </w:tcBorders>
+            <w:vAlign w:val="top"/>
           </w:tcPr>
           <w:p>
-            <w:r>
-              <w:t>Resources: Pen, pencil, technology notebook, student's email and password, mBot kits, mBlock software, USB cables or Bluetooth connection, charged batteries, checklist or worksheet, maze materials, floor tape or markers, projector.</w:t>
+            <w:pPr>
+              <w:spacing w:line="360" w:lineRule="auto" w:before="0" w:after="0"/>
+            </w:pPr>
+            <w:r>
+              <w:rPr>
+                <w:rFonts w:ascii="Arial" w:hAnsi="Arial" w:eastAsia="Arial" w:cs="Arial"/>
+                <w:b/>
+                <w:i w:val="0"/>
+                <w:sz w:val="24"/>
+                <w:u w:val="none"/>
+              </w:rPr>
+              <w:t xml:space="preserve">Resources: </w:t>
+            </w:r>
+            <w:r>
+              <w:rPr>
+                <w:rFonts w:ascii="Arial" w:hAnsi="Arial" w:eastAsia="Arial" w:cs="Arial"/>
+                <w:b w:val="0"/>
+                <w:i w:val="0"/>
+                <w:sz w:val="24"/>
+                <w:u w:val="none"/>
+              </w:rPr>
+              <w:t>Pen, pencil, technology notebook, student's computer, email and password</w:t>
             </w:r>
           </w:p>
         </w:tc>
@@ -872,10 +2934,31 @@
               <w:bottom w:val="single" w:sz="4" w:space="0" w:color="auto"/>
               <w:right w:val="single" w:sz="4" w:space="0" w:color="auto"/>
             </w:tcBorders>
+            <w:vAlign w:val="top"/>
           </w:tcPr>
           <w:p>
-            <w:r>
-              <w:t>Resources: Pen, pencil, technology notebook, student's email and password, mBot kits, mBlock software, USB cables or Bluetooth connection, charged batteries, checklist or worksheet, maze materials, floor tape or markers, projector.</w:t>
+            <w:pPr>
+              <w:spacing w:line="360" w:lineRule="auto" w:before="0" w:after="0"/>
+            </w:pPr>
+            <w:r>
+              <w:rPr>
+                <w:rFonts w:ascii="Arial" w:hAnsi="Arial" w:eastAsia="Arial" w:cs="Arial"/>
+                <w:b/>
+                <w:i w:val="0"/>
+                <w:sz w:val="24"/>
+                <w:u w:val="none"/>
+              </w:rPr>
+              <w:t xml:space="preserve">Resources: </w:t>
+            </w:r>
+            <w:r>
+              <w:rPr>
+                <w:rFonts w:ascii="Arial" w:hAnsi="Arial" w:eastAsia="Arial" w:cs="Arial"/>
+                <w:b w:val="0"/>
+                <w:i w:val="0"/>
+                <w:sz w:val="24"/>
+                <w:u w:val="none"/>
+              </w:rPr>
+              <w:t>Pen, pencil, technology notebook, student's computer, email and password</w:t>
             </w:r>
           </w:p>
         </w:tc>
@@ -891,9 +2974,21 @@
               <w:right w:val="single" w:sz="4" w:space="0" w:color="auto"/>
             </w:tcBorders>
             <w:shd w:val="clear" w:color="auto" w:fill="A8D08D"/>
+            <w:vAlign w:val="center"/>
           </w:tcPr>
           <w:p>
-            <w:r>
+            <w:pPr>
+              <w:jc w:val="center"/>
+              <w:spacing w:line="360" w:lineRule="auto" w:before="0" w:after="0"/>
+            </w:pPr>
+            <w:r>
+              <w:rPr>
+                <w:rFonts w:ascii="Arial" w:hAnsi="Arial" w:eastAsia="Arial" w:cs="Arial"/>
+                <w:b/>
+                <w:i w:val="0"/>
+                <w:sz w:val="24"/>
+                <w:u w:val="none"/>
+              </w:rPr>
               <w:t>7A, 7B day – 45min – March - No scheduled class</w:t>
             </w:r>
           </w:p>
@@ -908,9 +3003,21 @@
               <w:right w:val="single" w:sz="4" w:space="0" w:color="auto"/>
             </w:tcBorders>
             <w:shd w:val="clear" w:color="auto" w:fill="A8D08D"/>
+            <w:vAlign w:val="center"/>
           </w:tcPr>
           <w:p>
-            <w:r>
+            <w:pPr>
+              <w:jc w:val="center"/>
+              <w:spacing w:line="360" w:lineRule="auto" w:before="0" w:after="0"/>
+            </w:pPr>
+            <w:r>
+              <w:rPr>
+                <w:rFonts w:ascii="Arial" w:hAnsi="Arial" w:eastAsia="Arial" w:cs="Arial"/>
+                <w:b/>
+                <w:i w:val="0"/>
+                <w:sz w:val="24"/>
+                <w:u w:val="none"/>
+              </w:rPr>
               <w:t>7A, 7B day – 90 min – March - No scheduled class</w:t>
             </w:r>
           </w:p>
@@ -926,26 +3033,120 @@
               <w:bottom w:val="single" w:sz="4" w:space="0" w:color="auto"/>
               <w:right w:val="single" w:sz="4" w:space="0" w:color="auto"/>
             </w:tcBorders>
+            <w:vAlign w:val="top"/>
           </w:tcPr>
           <w:p>
-            <w:r>
-              <w:t>Topic:</w:t>
-              <w:br/>
+            <w:pPr>
+              <w:spacing w:line="360" w:lineRule="auto" w:before="0" w:after="0"/>
+            </w:pPr>
+            <w:r>
+              <w:rPr>
+                <w:rFonts w:ascii="Arial" w:hAnsi="Arial" w:eastAsia="Arial" w:cs="Arial"/>
+                <w:b/>
+                <w:i w:val="0"/>
+                <w:sz w:val="24"/>
+                <w:u w:val="none"/>
+              </w:rPr>
+              <w:t xml:space="preserve">Topic: </w:t>
+            </w:r>
+            <w:r>
+              <w:rPr>
+                <w:rFonts w:ascii="Arial" w:hAnsi="Arial" w:eastAsia="Arial" w:cs="Arial"/>
+                <w:b w:val="0"/>
+                <w:i w:val="0"/>
+                <w:sz w:val="24"/>
+                <w:u w:val="none"/>
+              </w:rPr>
               <w:t>No regular class scheduled in this monthly plan.</w:t>
-              <w:br/>
-              <w:br/>
-              <w:t>Pre-activities</w:t>
-              <w:br/>
+            </w:r>
+          </w:p>
+          <w:p>
+            <w:pPr>
+              <w:spacing w:line="360" w:lineRule="auto" w:before="0" w:after="0"/>
+            </w:pPr>
+            <w:r>
+              <w:rPr>
+                <w:rFonts w:ascii="Arial" w:hAnsi="Arial" w:eastAsia="Arial" w:cs="Arial"/>
+                <w:b/>
+                <w:i w:val="0"/>
+                <w:sz w:val="24"/>
+                <w:u w:val="none"/>
+              </w:rPr>
+              <w:t>Pre-activities:</w:t>
+            </w:r>
+          </w:p>
+          <w:p>
+            <w:pPr>
+              <w:spacing w:line="360" w:lineRule="auto" w:before="0" w:after="0"/>
+            </w:pPr>
+            <w:r>
+              <w:rPr>
+                <w:rFonts w:ascii="Arial" w:hAnsi="Arial" w:eastAsia="Arial" w:cs="Arial"/>
+                <w:b w:val="0"/>
+                <w:i w:val="0"/>
+                <w:sz w:val="24"/>
+                <w:u w:val="none"/>
+              </w:rPr>
               <w:t>No activity scheduled.</w:t>
-              <w:br/>
-              <w:br/>
-              <w:t>While activities</w:t>
-              <w:br/>
+            </w:r>
+          </w:p>
+          <w:p>
+            <w:pPr>
+              <w:spacing w:line="360" w:lineRule="auto" w:before="0" w:after="0"/>
+            </w:pPr>
+            <w:r>
+              <w:rPr>
+                <w:rFonts w:ascii="Arial" w:hAnsi="Arial" w:eastAsia="Arial" w:cs="Arial"/>
+                <w:b/>
+                <w:i w:val="0"/>
+                <w:sz w:val="24"/>
+                <w:u w:val="none"/>
+              </w:rPr>
+              <w:t>While activities:</w:t>
+            </w:r>
+          </w:p>
+          <w:p>
+            <w:pPr>
+              <w:spacing w:line="360" w:lineRule="auto" w:before="0" w:after="0"/>
+            </w:pPr>
+            <w:r>
+              <w:rPr>
+                <w:rFonts w:ascii="Arial" w:hAnsi="Arial" w:eastAsia="Arial" w:cs="Arial"/>
+                <w:b w:val="0"/>
+                <w:i w:val="0"/>
+                <w:sz w:val="24"/>
+                <w:u w:val="none"/>
+              </w:rPr>
               <w:t>No activity scheduled.</w:t>
-              <w:br/>
-              <w:br/>
-              <w:t>Post activities</w:t>
-              <w:br/>
+            </w:r>
+          </w:p>
+          <w:p>
+            <w:pPr>
+              <w:spacing w:line="360" w:lineRule="auto" w:before="0" w:after="0"/>
+            </w:pPr>
+            <w:r>
+              <w:rPr>
+                <w:rFonts w:ascii="Arial" w:hAnsi="Arial" w:eastAsia="Arial" w:cs="Arial"/>
+                <w:b/>
+                <w:i w:val="0"/>
+                <w:sz w:val="24"/>
+                <w:u w:val="none"/>
+              </w:rPr>
+              <w:t>Post activities:</w:t>
+            </w:r>
+          </w:p>
+          <w:p>
+            <w:pPr>
+              <w:spacing w:line="360" w:lineRule="auto" w:before="0" w:after="0"/>
+            </w:pPr>
+            <w:r>
+              <w:rPr>
+                <w:rFonts w:ascii="Arial" w:hAnsi="Arial" w:eastAsia="Arial" w:cs="Arial"/>
+                <w:b w:val="0"/>
+                <w:i w:val="0"/>
+                <w:sz w:val="24"/>
+                <w:u w:val="none"/>
+              </w:rPr>
               <w:t>No activity scheduled.</w:t>
             </w:r>
           </w:p>
@@ -959,26 +3160,120 @@
               <w:bottom w:val="single" w:sz="4" w:space="0" w:color="auto"/>
               <w:right w:val="single" w:sz="4" w:space="0" w:color="auto"/>
             </w:tcBorders>
+            <w:vAlign w:val="top"/>
           </w:tcPr>
           <w:p>
-            <w:r>
-              <w:t>Topic:</w:t>
-              <w:br/>
+            <w:pPr>
+              <w:spacing w:line="360" w:lineRule="auto" w:before="0" w:after="0"/>
+            </w:pPr>
+            <w:r>
+              <w:rPr>
+                <w:rFonts w:ascii="Arial" w:hAnsi="Arial" w:eastAsia="Arial" w:cs="Arial"/>
+                <w:b/>
+                <w:i w:val="0"/>
+                <w:sz w:val="24"/>
+                <w:u w:val="none"/>
+              </w:rPr>
+              <w:t xml:space="preserve">Topic: </w:t>
+            </w:r>
+            <w:r>
+              <w:rPr>
+                <w:rFonts w:ascii="Arial" w:hAnsi="Arial" w:eastAsia="Arial" w:cs="Arial"/>
+                <w:b w:val="0"/>
+                <w:i w:val="0"/>
+                <w:sz w:val="24"/>
+                <w:u w:val="none"/>
+              </w:rPr>
               <w:t>No regular class scheduled in this monthly plan.</w:t>
-              <w:br/>
-              <w:br/>
-              <w:t>Pre-activities</w:t>
-              <w:br/>
+            </w:r>
+          </w:p>
+          <w:p>
+            <w:pPr>
+              <w:spacing w:line="360" w:lineRule="auto" w:before="0" w:after="0"/>
+            </w:pPr>
+            <w:r>
+              <w:rPr>
+                <w:rFonts w:ascii="Arial" w:hAnsi="Arial" w:eastAsia="Arial" w:cs="Arial"/>
+                <w:b/>
+                <w:i w:val="0"/>
+                <w:sz w:val="24"/>
+                <w:u w:val="none"/>
+              </w:rPr>
+              <w:t>Pre-activities:</w:t>
+            </w:r>
+          </w:p>
+          <w:p>
+            <w:pPr>
+              <w:spacing w:line="360" w:lineRule="auto" w:before="0" w:after="0"/>
+            </w:pPr>
+            <w:r>
+              <w:rPr>
+                <w:rFonts w:ascii="Arial" w:hAnsi="Arial" w:eastAsia="Arial" w:cs="Arial"/>
+                <w:b w:val="0"/>
+                <w:i w:val="0"/>
+                <w:sz w:val="24"/>
+                <w:u w:val="none"/>
+              </w:rPr>
               <w:t>No activity scheduled.</w:t>
-              <w:br/>
-              <w:br/>
-              <w:t>While activities</w:t>
-              <w:br/>
+            </w:r>
+          </w:p>
+          <w:p>
+            <w:pPr>
+              <w:spacing w:line="360" w:lineRule="auto" w:before="0" w:after="0"/>
+            </w:pPr>
+            <w:r>
+              <w:rPr>
+                <w:rFonts w:ascii="Arial" w:hAnsi="Arial" w:eastAsia="Arial" w:cs="Arial"/>
+                <w:b/>
+                <w:i w:val="0"/>
+                <w:sz w:val="24"/>
+                <w:u w:val="none"/>
+              </w:rPr>
+              <w:t>While activities:</w:t>
+            </w:r>
+          </w:p>
+          <w:p>
+            <w:pPr>
+              <w:spacing w:line="360" w:lineRule="auto" w:before="0" w:after="0"/>
+            </w:pPr>
+            <w:r>
+              <w:rPr>
+                <w:rFonts w:ascii="Arial" w:hAnsi="Arial" w:eastAsia="Arial" w:cs="Arial"/>
+                <w:b w:val="0"/>
+                <w:i w:val="0"/>
+                <w:sz w:val="24"/>
+                <w:u w:val="none"/>
+              </w:rPr>
               <w:t>No activity scheduled.</w:t>
-              <w:br/>
-              <w:br/>
-              <w:t>Post activities</w:t>
-              <w:br/>
+            </w:r>
+          </w:p>
+          <w:p>
+            <w:pPr>
+              <w:spacing w:line="360" w:lineRule="auto" w:before="0" w:after="0"/>
+            </w:pPr>
+            <w:r>
+              <w:rPr>
+                <w:rFonts w:ascii="Arial" w:hAnsi="Arial" w:eastAsia="Arial" w:cs="Arial"/>
+                <w:b/>
+                <w:i w:val="0"/>
+                <w:sz w:val="24"/>
+                <w:u w:val="none"/>
+              </w:rPr>
+              <w:t>Post activities:</w:t>
+            </w:r>
+          </w:p>
+          <w:p>
+            <w:pPr>
+              <w:spacing w:line="360" w:lineRule="auto" w:before="0" w:after="0"/>
+            </w:pPr>
+            <w:r>
+              <w:rPr>
+                <w:rFonts w:ascii="Arial" w:hAnsi="Arial" w:eastAsia="Arial" w:cs="Arial"/>
+                <w:b w:val="0"/>
+                <w:i w:val="0"/>
+                <w:sz w:val="24"/>
+                <w:u w:val="none"/>
+              </w:rPr>
               <w:t>No activity scheduled.</w:t>
             </w:r>
           </w:p>
@@ -994,10 +3289,31 @@
               <w:bottom w:val="single" w:sz="4" w:space="0" w:color="auto"/>
               <w:right w:val="single" w:sz="4" w:space="0" w:color="auto"/>
             </w:tcBorders>
+            <w:vAlign w:val="top"/>
           </w:tcPr>
           <w:p>
-            <w:r>
-              <w:t>Resources: No regular class scheduled.</w:t>
+            <w:pPr>
+              <w:spacing w:line="360" w:lineRule="auto" w:before="0" w:after="0"/>
+            </w:pPr>
+            <w:r>
+              <w:rPr>
+                <w:rFonts w:ascii="Arial" w:hAnsi="Arial" w:eastAsia="Arial" w:cs="Arial"/>
+                <w:b/>
+                <w:i w:val="0"/>
+                <w:sz w:val="24"/>
+                <w:u w:val="none"/>
+              </w:rPr>
+              <w:t xml:space="preserve">Resources: </w:t>
+            </w:r>
+            <w:r>
+              <w:rPr>
+                <w:rFonts w:ascii="Arial" w:hAnsi="Arial" w:eastAsia="Arial" w:cs="Arial"/>
+                <w:b w:val="0"/>
+                <w:i w:val="0"/>
+                <w:sz w:val="24"/>
+                <w:u w:val="none"/>
+              </w:rPr>
+              <w:t>Pen, pencil, technology notebook, student's computer, email and password</w:t>
             </w:r>
           </w:p>
         </w:tc>
@@ -1010,10 +3326,31 @@
               <w:bottom w:val="single" w:sz="4" w:space="0" w:color="auto"/>
               <w:right w:val="single" w:sz="4" w:space="0" w:color="auto"/>
             </w:tcBorders>
+            <w:vAlign w:val="top"/>
           </w:tcPr>
           <w:p>
-            <w:r>
-              <w:t>Resources: No regular class scheduled.</w:t>
+            <w:pPr>
+              <w:spacing w:line="360" w:lineRule="auto" w:before="0" w:after="0"/>
+            </w:pPr>
+            <w:r>
+              <w:rPr>
+                <w:rFonts w:ascii="Arial" w:hAnsi="Arial" w:eastAsia="Arial" w:cs="Arial"/>
+                <w:b/>
+                <w:i w:val="0"/>
+                <w:sz w:val="24"/>
+                <w:u w:val="none"/>
+              </w:rPr>
+              <w:t xml:space="preserve">Resources: </w:t>
+            </w:r>
+            <w:r>
+              <w:rPr>
+                <w:rFonts w:ascii="Arial" w:hAnsi="Arial" w:eastAsia="Arial" w:cs="Arial"/>
+                <w:b w:val="0"/>
+                <w:i w:val="0"/>
+                <w:sz w:val="24"/>
+                <w:u w:val="none"/>
+              </w:rPr>
+              <w:t>Pen, pencil, technology notebook, student's computer, email and password</w:t>
             </w:r>
           </w:p>
         </w:tc>
@@ -8336,19 +10673,6 @@
       <w:szCs w:val="30"/>
     </w:rPr>
   </w:style>
-  <w:style w:type="table" w:customStyle="1" w:styleId="a">
-    <w:basedOn w:val="TableNormal4"/>
-    <w:tblPr>
-      <w:tblStyleRowBandSize w:val="1"/>
-      <w:tblStyleColBandSize w:val="1"/>
-      <w:tblCellMar>
-        <w:top w:w="100" w:type="dxa"/>
-        <w:left w:w="100" w:type="dxa"/>
-        <w:bottom w:w="100" w:type="dxa"/>
-        <w:right w:w="100" w:type="dxa"/>
-      </w:tblCellMar>
-    </w:tblPr>
-  </w:style>
   <w:style w:type="paragraph" w:styleId="ListParagraph">
     <w:name w:val="List Paragraph"/>
     <w:basedOn w:val="Normal"/>
@@ -8686,238 +11010,6 @@
       <w:szCs w:val="24"/>
     </w:rPr>
   </w:style>
-  <w:style w:type="table" w:customStyle="1" w:styleId="a0">
-    <w:basedOn w:val="TableNormal4"/>
-    <w:pPr>
-      <w:spacing w:line="240" w:lineRule="auto"/>
-    </w:pPr>
-    <w:tblPr>
-      <w:tblStyleRowBandSize w:val="1"/>
-      <w:tblStyleColBandSize w:val="1"/>
-      <w:tblCellMar>
-        <w:left w:w="108" w:type="dxa"/>
-        <w:right w:w="108" w:type="dxa"/>
-      </w:tblCellMar>
-    </w:tblPr>
-  </w:style>
-  <w:style w:type="table" w:customStyle="1" w:styleId="a1">
-    <w:basedOn w:val="TableNormal4"/>
-    <w:pPr>
-      <w:spacing w:line="240" w:lineRule="auto"/>
-    </w:pPr>
-    <w:tblPr>
-      <w:tblStyleRowBandSize w:val="1"/>
-      <w:tblStyleColBandSize w:val="1"/>
-      <w:tblCellMar>
-        <w:left w:w="108" w:type="dxa"/>
-        <w:right w:w="108" w:type="dxa"/>
-      </w:tblCellMar>
-    </w:tblPr>
-  </w:style>
-  <w:style w:type="table" w:customStyle="1" w:styleId="a2">
-    <w:basedOn w:val="TableNormal4"/>
-    <w:pPr>
-      <w:spacing w:line="240" w:lineRule="auto"/>
-    </w:pPr>
-    <w:tblPr>
-      <w:tblStyleRowBandSize w:val="1"/>
-      <w:tblStyleColBandSize w:val="1"/>
-      <w:tblCellMar>
-        <w:left w:w="108" w:type="dxa"/>
-        <w:right w:w="108" w:type="dxa"/>
-      </w:tblCellMar>
-    </w:tblPr>
-  </w:style>
-  <w:style w:type="table" w:customStyle="1" w:styleId="a3">
-    <w:basedOn w:val="TableNormal4"/>
-    <w:pPr>
-      <w:spacing w:line="240" w:lineRule="auto"/>
-    </w:pPr>
-    <w:tblPr>
-      <w:tblStyleRowBandSize w:val="1"/>
-      <w:tblStyleColBandSize w:val="1"/>
-      <w:tblCellMar>
-        <w:left w:w="108" w:type="dxa"/>
-        <w:right w:w="108" w:type="dxa"/>
-      </w:tblCellMar>
-    </w:tblPr>
-  </w:style>
-  <w:style w:type="table" w:customStyle="1" w:styleId="a4">
-    <w:basedOn w:val="TableNormal4"/>
-    <w:pPr>
-      <w:spacing w:line="240" w:lineRule="auto"/>
-    </w:pPr>
-    <w:tblPr>
-      <w:tblStyleRowBandSize w:val="1"/>
-      <w:tblStyleColBandSize w:val="1"/>
-      <w:tblCellMar>
-        <w:left w:w="108" w:type="dxa"/>
-        <w:right w:w="108" w:type="dxa"/>
-      </w:tblCellMar>
-    </w:tblPr>
-  </w:style>
-  <w:style w:type="table" w:customStyle="1" w:styleId="a5">
-    <w:basedOn w:val="TableNormal4"/>
-    <w:pPr>
-      <w:spacing w:line="240" w:lineRule="auto"/>
-    </w:pPr>
-    <w:tblPr>
-      <w:tblStyleRowBandSize w:val="1"/>
-      <w:tblStyleColBandSize w:val="1"/>
-      <w:tblCellMar>
-        <w:left w:w="108" w:type="dxa"/>
-        <w:right w:w="108" w:type="dxa"/>
-      </w:tblCellMar>
-    </w:tblPr>
-  </w:style>
-  <w:style w:type="table" w:customStyle="1" w:styleId="a6">
-    <w:basedOn w:val="TableNormal4"/>
-    <w:pPr>
-      <w:spacing w:line="240" w:lineRule="auto"/>
-    </w:pPr>
-    <w:tblPr>
-      <w:tblStyleRowBandSize w:val="1"/>
-      <w:tblStyleColBandSize w:val="1"/>
-      <w:tblCellMar>
-        <w:left w:w="108" w:type="dxa"/>
-        <w:right w:w="108" w:type="dxa"/>
-      </w:tblCellMar>
-    </w:tblPr>
-  </w:style>
-  <w:style w:type="table" w:customStyle="1" w:styleId="a7">
-    <w:basedOn w:val="TableNormal4"/>
-    <w:pPr>
-      <w:spacing w:line="240" w:lineRule="auto"/>
-    </w:pPr>
-    <w:tblPr>
-      <w:tblStyleRowBandSize w:val="1"/>
-      <w:tblStyleColBandSize w:val="1"/>
-      <w:tblCellMar>
-        <w:left w:w="108" w:type="dxa"/>
-        <w:right w:w="108" w:type="dxa"/>
-      </w:tblCellMar>
-    </w:tblPr>
-  </w:style>
-  <w:style w:type="table" w:customStyle="1" w:styleId="a8">
-    <w:basedOn w:val="TableNormal4"/>
-    <w:pPr>
-      <w:spacing w:line="240" w:lineRule="auto"/>
-    </w:pPr>
-    <w:tblPr>
-      <w:tblStyleRowBandSize w:val="1"/>
-      <w:tblStyleColBandSize w:val="1"/>
-      <w:tblCellMar>
-        <w:left w:w="108" w:type="dxa"/>
-        <w:right w:w="108" w:type="dxa"/>
-      </w:tblCellMar>
-    </w:tblPr>
-  </w:style>
-  <w:style w:type="table" w:customStyle="1" w:styleId="a9">
-    <w:basedOn w:val="TableNormal4"/>
-    <w:pPr>
-      <w:spacing w:line="240" w:lineRule="auto"/>
-    </w:pPr>
-    <w:tblPr>
-      <w:tblStyleRowBandSize w:val="1"/>
-      <w:tblStyleColBandSize w:val="1"/>
-      <w:tblCellMar>
-        <w:left w:w="108" w:type="dxa"/>
-        <w:right w:w="108" w:type="dxa"/>
-      </w:tblCellMar>
-    </w:tblPr>
-  </w:style>
-  <w:style w:type="table" w:customStyle="1" w:styleId="aa">
-    <w:basedOn w:val="TableNormal4"/>
-    <w:pPr>
-      <w:spacing w:line="240" w:lineRule="auto"/>
-    </w:pPr>
-    <w:tblPr>
-      <w:tblStyleRowBandSize w:val="1"/>
-      <w:tblStyleColBandSize w:val="1"/>
-      <w:tblCellMar>
-        <w:left w:w="108" w:type="dxa"/>
-        <w:right w:w="108" w:type="dxa"/>
-      </w:tblCellMar>
-    </w:tblPr>
-  </w:style>
-  <w:style w:type="table" w:customStyle="1" w:styleId="ab">
-    <w:basedOn w:val="TableNormal4"/>
-    <w:pPr>
-      <w:spacing w:line="240" w:lineRule="auto"/>
-    </w:pPr>
-    <w:tblPr>
-      <w:tblStyleRowBandSize w:val="1"/>
-      <w:tblStyleColBandSize w:val="1"/>
-      <w:tblCellMar>
-        <w:left w:w="108" w:type="dxa"/>
-        <w:right w:w="108" w:type="dxa"/>
-      </w:tblCellMar>
-    </w:tblPr>
-  </w:style>
-  <w:style w:type="table" w:customStyle="1" w:styleId="ac">
-    <w:basedOn w:val="TableNormal1"/>
-    <w:pPr>
-      <w:spacing w:line="240" w:lineRule="auto"/>
-    </w:pPr>
-    <w:tblPr>
-      <w:tblStyleRowBandSize w:val="1"/>
-      <w:tblStyleColBandSize w:val="1"/>
-      <w:tblCellMar>
-        <w:top w:w="100" w:type="dxa"/>
-        <w:left w:w="108" w:type="dxa"/>
-        <w:bottom w:w="100" w:type="dxa"/>
-        <w:right w:w="108" w:type="dxa"/>
-      </w:tblCellMar>
-    </w:tblPr>
-  </w:style>
-  <w:style w:type="table" w:customStyle="1" w:styleId="ad">
-    <w:basedOn w:val="TableNormal1"/>
-    <w:pPr>
-      <w:spacing w:line="240" w:lineRule="auto"/>
-    </w:pPr>
-    <w:tblPr>
-      <w:tblStyleRowBandSize w:val="1"/>
-      <w:tblStyleColBandSize w:val="1"/>
-      <w:tblCellMar>
-        <w:top w:w="100" w:type="dxa"/>
-        <w:left w:w="108" w:type="dxa"/>
-        <w:bottom w:w="100" w:type="dxa"/>
-        <w:right w:w="108" w:type="dxa"/>
-      </w:tblCellMar>
-    </w:tblPr>
-  </w:style>
-  <w:style w:type="table" w:customStyle="1" w:styleId="ae">
-    <w:basedOn w:val="TableNormal1"/>
-    <w:pPr>
-      <w:spacing w:line="240" w:lineRule="auto"/>
-    </w:pPr>
-    <w:tblPr>
-      <w:tblStyleRowBandSize w:val="1"/>
-      <w:tblStyleColBandSize w:val="1"/>
-      <w:tblCellMar>
-        <w:top w:w="100" w:type="dxa"/>
-        <w:left w:w="108" w:type="dxa"/>
-        <w:bottom w:w="100" w:type="dxa"/>
-        <w:right w:w="108" w:type="dxa"/>
-      </w:tblCellMar>
-    </w:tblPr>
-  </w:style>
-  <w:style w:type="table" w:customStyle="1" w:styleId="af">
-    <w:basedOn w:val="TableNormal1"/>
-    <w:pPr>
-      <w:spacing w:line="240" w:lineRule="auto"/>
-    </w:pPr>
-    <w:tblPr>
-      <w:tblStyleRowBandSize w:val="1"/>
-      <w:tblStyleColBandSize w:val="1"/>
-      <w:tblCellMar>
-        <w:top w:w="100" w:type="dxa"/>
-        <w:left w:w="108" w:type="dxa"/>
-        <w:bottom w:w="100" w:type="dxa"/>
-        <w:right w:w="108" w:type="dxa"/>
-      </w:tblCellMar>
-    </w:tblPr>
-  </w:style>
   <w:style w:type="character" w:styleId="Strong">
     <w:name w:val="Strong"/>
     <w:basedOn w:val="DefaultParagraphFont"/>
@@ -8928,19 +11020,6 @@
       <w:b/>
       <w:bCs/>
     </w:rPr>
-  </w:style>
-  <w:style w:type="table" w:customStyle="1" w:styleId="af0">
-    <w:basedOn w:val="TableNormal"/>
-    <w:tblPr>
-      <w:tblStyleRowBandSize w:val="1"/>
-      <w:tblStyleColBandSize w:val="1"/>
-      <w:tblCellMar>
-        <w:top w:w="15" w:type="dxa"/>
-        <w:left w:w="15" w:type="dxa"/>
-        <w:bottom w:w="15" w:type="dxa"/>
-        <w:right w:w="15" w:type="dxa"/>
-      </w:tblCellMar>
-    </w:tblPr>
   </w:style>
   <w:style w:type="character" w:styleId="Hyperlink">
     <w:name w:val="Hyperlink"/>
